--- a/ex4.docx
+++ b/ex4.docx
@@ -33,7 +33,19 @@
         <w:t>head</w:t>
       </w:r>
       <w:r>
-        <w:t xml:space="preserve"> of both lazy lists (the first values in the list) are equal, and if the tail function returns the same value for the head, at </w:t>
+        <w:t xml:space="preserve"> of both lazy</w:t>
+      </w:r>
+      <w:r>
+        <w:t>-</w:t>
+      </w:r>
+      <w:r>
+        <w:t>lists (the first values in the list</w:t>
+      </w:r>
+      <w:r>
+        <w:t>s</w:t>
+      </w:r>
+      <w:r>
+        <w:t xml:space="preserve">) are equal, and if the tail function returns the same value for the head, at </w:t>
       </w:r>
       <w:r>
         <w:rPr>
@@ -55,7 +67,7 @@
         <w:t>index” of the lazy list, the head values will always be the same</w:t>
       </w:r>
       <w:r>
-        <w:t>.</w:t>
+        <w:t xml:space="preserve"> OR if they are both empty.</w:t>
       </w:r>
     </w:p>
     <w:p>
@@ -83,10 +95,12 @@
     </w:p>
     <w:p>
       <w:r>
-        <w:t xml:space="preserve">(num*num) mod 2 = (num mod 2) * </w:t>
-      </w:r>
-      <w:r>
-        <w:t>(num mod 2)</w:t>
+        <w:t>(num*num) mod 2 = (num mod 2) * (num mod 2)</w:t>
+      </w:r>
+    </w:p>
+    <w:p>
+      <w:r>
+        <w:t>And for every even number n, n*n is also even.</w:t>
       </w:r>
     </w:p>
     <w:p>
@@ -142,20 +156,18 @@
         <w:t>indentation</w:t>
       </w:r>
       <w:r>
-        <w:t>, this is what is more comfortable for me):</w:t>
-      </w:r>
-    </w:p>
-    <w:p>
-      <w:r>
-        <w:t>(cons-</w:t>
-      </w:r>
-      <w:proofErr w:type="spellStart"/>
-      <w:r>
-        <w:t>lzl</w:t>
-      </w:r>
-      <w:proofErr w:type="spellEnd"/>
-      <w:r>
-        <w:t xml:space="preserve"> </w:t>
+        <w:t xml:space="preserve">, this is what is more comfortable for </w:t>
+      </w:r>
+      <w:r>
+        <w:t>us to read</w:t>
+      </w:r>
+      <w:r>
+        <w:t>):</w:t>
+      </w:r>
+    </w:p>
+    <w:p>
+      <w:r>
+        <w:t xml:space="preserve">(cons-lzl </w:t>
       </w:r>
     </w:p>
     <w:p>
@@ -163,15 +175,7 @@
         <w:ind w:firstLine="720"/>
       </w:pPr>
       <w:r>
-        <w:t xml:space="preserve">(head </w:t>
-      </w:r>
-      <w:proofErr w:type="spellStart"/>
-      <w:r>
-        <w:t>lzl</w:t>
-      </w:r>
-      <w:proofErr w:type="spellEnd"/>
-      <w:r>
-        <w:t xml:space="preserve">) </w:t>
+        <w:t xml:space="preserve">(head lzl) </w:t>
       </w:r>
     </w:p>
     <w:p>
@@ -187,23 +191,7 @@
         <w:ind w:left="720" w:firstLine="720"/>
       </w:pPr>
       <w:r>
-        <w:t>(</w:t>
-      </w:r>
-      <w:proofErr w:type="spellStart"/>
-      <w:r>
-        <w:t>lzl</w:t>
-      </w:r>
-      <w:proofErr w:type="spellEnd"/>
-      <w:r>
-        <w:t xml:space="preserve">-filter p (tail </w:t>
-      </w:r>
-      <w:proofErr w:type="spellStart"/>
-      <w:r>
-        <w:t>lzl</w:t>
-      </w:r>
-      <w:proofErr w:type="spellEnd"/>
-      <w:r>
-        <w:t>))</w:t>
+        <w:t>(lzl-filter p (tail lzl))</w:t>
       </w:r>
     </w:p>
     <w:p>
@@ -236,7 +224,19 @@
         <w:t xml:space="preserve"> will create a lazy-list and the value of the head will be the square of the </w:t>
       </w:r>
       <w:r>
-        <w:t>head of the filtered even lazy-list, meaning the head which is 0.</w:t>
+        <w:t xml:space="preserve">head of the filtered even lazy-list, </w:t>
+      </w:r>
+      <w:r>
+        <w:t xml:space="preserve">since 0 is even it will pass the predicate, and </w:t>
+      </w:r>
+      <w:r>
+        <w:t xml:space="preserve">the head </w:t>
+      </w:r>
+      <w:r>
+        <w:t>will be</w:t>
+      </w:r>
+      <w:r>
+        <w:t xml:space="preserve"> 0.</w:t>
       </w:r>
     </w:p>
     <w:p>
@@ -246,6 +246,12 @@
     </w:p>
     <w:p>
       <w:r>
+        <w:lastRenderedPageBreak/>
+        <w:t>Both are equal.</w:t>
+      </w:r>
+    </w:p>
+    <w:p>
+      <w:r>
         <w:rPr>
           <w:u w:val="single"/>
         </w:rPr>
@@ -272,7 +278,6 @@
     </w:p>
     <w:p>
       <w:r>
-        <w:lastRenderedPageBreak/>
         <w:t>We will prove it is true for the n+1</w:t>
       </w:r>
       <w:r>
@@ -282,21 +287,10 @@
         <w:t>as well</w:t>
       </w:r>
       <w:r>
-        <w:t>, meaning the (n+1)</w:t>
-      </w:r>
-      <w:proofErr w:type="spellStart"/>
-      <w:r>
-        <w:t>th</w:t>
-      </w:r>
-      <w:proofErr w:type="spellEnd"/>
-      <w:r>
-        <w:t xml:space="preserve"> head values</w:t>
-      </w:r>
-      <w:r>
-        <w:t xml:space="preserve"> </w:t>
-      </w:r>
-      <w:r>
-        <w:t>of the returned lazy-list</w:t>
+        <w:t>, meaning the (n+1)th head values</w:t>
+      </w:r>
+      <w:r>
+        <w:t xml:space="preserve"> of the returned lazy-list</w:t>
       </w:r>
       <w:r>
         <w:t xml:space="preserve"> are equal</w:t>
@@ -307,7 +301,10 @@
     </w:p>
     <w:p>
       <w:r>
-        <w:t xml:space="preserve">Let us assume that the nth value is </w:t>
+        <w:t>T</w:t>
+      </w:r>
+      <w:r>
+        <w:t xml:space="preserve">he nth value is </w:t>
       </w:r>
       <w:r>
         <w:rPr>
@@ -315,6 +312,23 @@
           <w:bCs/>
         </w:rPr>
         <w:t>even</w:t>
+      </w:r>
+      <w:r>
+        <w:rPr>
+          <w:b/>
+          <w:bCs/>
+        </w:rPr>
+        <w:t>,</w:t>
+      </w:r>
+      <w:r>
+        <w:t xml:space="preserve"> since it passed the predicate of </w:t>
+      </w:r>
+      <w:r>
+        <w:rPr>
+          <w:b/>
+          <w:bCs/>
+        </w:rPr>
+        <w:t>even-square-1</w:t>
       </w:r>
       <w:r>
         <w:t xml:space="preserve">, and let us denote it as </w:t>
@@ -333,6 +347,11 @@
       </w:r>
     </w:p>
     <w:p>
+      <w:pPr>
+        <w:rPr>
+          <w:rFonts w:eastAsiaTheme="minorEastAsia"/>
+        </w:rPr>
+      </w:pPr>
       <w:r>
         <w:t xml:space="preserve">Now, in </w:t>
       </w:r>
@@ -344,49 +363,10 @@
         <w:t>even-square-1</w:t>
       </w:r>
       <w:r>
-        <w:t xml:space="preserve"> the function will do the following:</w:t>
-      </w:r>
-    </w:p>
-    <w:p>
-      <w:pPr>
-        <w:pStyle w:val="ListParagraph"/>
-        <w:numPr>
-          <w:ilvl w:val="0"/>
-          <w:numId w:val="1"/>
-        </w:numPr>
-      </w:pPr>
-      <w:r>
-        <w:t>Run Filter:</w:t>
-      </w:r>
-    </w:p>
-    <w:p>
-      <w:pPr>
-        <w:pStyle w:val="ListParagraph"/>
-        <w:numPr>
-          <w:ilvl w:val="1"/>
-          <w:numId w:val="1"/>
-        </w:numPr>
-      </w:pPr>
-      <w:r>
-        <w:t>Check if list is empty (</w:t>
-      </w:r>
-      <w:r>
-        <w:t>it is not</w:t>
-      </w:r>
-      <w:r>
-        <w:t>).</w:t>
-      </w:r>
-    </w:p>
-    <w:p>
-      <w:pPr>
-        <w:pStyle w:val="ListParagraph"/>
-        <w:numPr>
-          <w:ilvl w:val="1"/>
-          <w:numId w:val="1"/>
-        </w:numPr>
-      </w:pPr>
-      <w:r>
-        <w:t xml:space="preserve">Run the predicate function (is the number even) on the head of the lazy list, which will be a square of </w:t>
+        <w:t xml:space="preserve"> </w:t>
+      </w:r>
+      <w:r>
+        <w:t xml:space="preserve">since </w:t>
       </w:r>
       <w:r>
         <w:rPr>
@@ -398,37 +378,58 @@
         <w:t>n</w:t>
       </w:r>
       <w:r>
-        <w:t>.</w:t>
-      </w:r>
-    </w:p>
-    <w:p>
-      <w:pPr>
-        <w:pStyle w:val="ListParagraph"/>
-        <w:numPr>
-          <w:ilvl w:val="1"/>
-          <w:numId w:val="1"/>
-        </w:numPr>
-      </w:pPr>
-      <w:r>
-        <w:t xml:space="preserve">TRUE: </w:t>
-      </w:r>
-      <w:r>
-        <w:t xml:space="preserve">It will </w:t>
-      </w:r>
-      <w:r>
-        <w:t>create a lazy list with the head of the current lazy</w:t>
-      </w:r>
-      <w:r>
-        <w:t>-</w:t>
-      </w:r>
-      <w:r>
-        <w:t>list</w:t>
-      </w:r>
-      <w:r>
-        <w:t xml:space="preserve"> </w:t>
-      </w:r>
-      <w:r>
-        <w:rPr>
+        <w:t xml:space="preserve"> is the nth value of the returned lazy-list, this means </w:t>
+      </w:r>
+      <m:oMath>
+        <m:rad>
+          <m:radPr>
+            <m:degHide m:val="1"/>
+            <m:ctrlPr>
+              <w:rPr>
+                <w:rFonts w:ascii="Cambria Math" w:hAnsi="Cambria Math"/>
+                <w:i/>
+              </w:rPr>
+            </m:ctrlPr>
+          </m:radPr>
+          <m:deg/>
+          <m:e>
+            <m:r>
+              <w:rPr>
+                <w:rFonts w:ascii="Cambria Math" w:hAnsi="Cambria Math"/>
+              </w:rPr>
+              <m:t>n</m:t>
+            </m:r>
+          </m:e>
+        </m:rad>
+      </m:oMath>
+      <w:r>
+        <w:rPr>
+          <w:rFonts w:eastAsiaTheme="minorEastAsia"/>
+        </w:rPr>
+        <w:t xml:space="preserve"> was even. </w:t>
+      </w:r>
+    </w:p>
+    <w:p>
+      <w:pPr>
+        <w:rPr>
+          <w:rFonts w:eastAsiaTheme="minorEastAsia"/>
+        </w:rPr>
+      </w:pPr>
+      <w:r>
+        <w:rPr>
+          <w:rFonts w:eastAsiaTheme="minorEastAsia"/>
+        </w:rPr>
+        <w:t>A</w:t>
+      </w:r>
+      <w:r>
+        <w:rPr>
+          <w:rFonts w:eastAsiaTheme="minorEastAsia"/>
+        </w:rPr>
+        <w:t xml:space="preserve">fter </w:t>
+      </w:r>
+      <w:r>
+        <w:rPr>
+          <w:rFonts w:eastAsiaTheme="minorEastAsia"/>
           <w:b/>
           <w:bCs/>
           <w:i/>
@@ -437,22 +438,635 @@
         <w:t>n</w:t>
       </w:r>
       <w:r>
-        <w:t xml:space="preserve"> and the same filter function as the tail (is the number even).</w:t>
-      </w:r>
-    </w:p>
-    <w:p>
-      <w:r>
-        <w:t xml:space="preserve">In </w:t>
-      </w:r>
-      <w:r>
-        <w:rPr>
+        <w:rPr>
+          <w:rFonts w:eastAsiaTheme="minorEastAsia"/>
+        </w:rPr>
+        <w:t xml:space="preserve"> passed the predicate and became the head of lazy-list, the next value from </w:t>
+      </w:r>
+      <w:r>
+        <w:rPr>
+          <w:rFonts w:eastAsiaTheme="minorEastAsia"/>
+          <w:i/>
+          <w:iCs/>
+        </w:rPr>
+        <w:t>integers-from 0</w:t>
+      </w:r>
+      <w:r>
+        <w:rPr>
+          <w:rFonts w:eastAsiaTheme="minorEastAsia"/>
+        </w:rPr>
+        <w:t xml:space="preserve"> is odd</w:t>
+      </w:r>
+      <w:r>
+        <w:rPr>
+          <w:rFonts w:eastAsiaTheme="minorEastAsia"/>
+        </w:rPr>
+        <w:t xml:space="preserve"> and</w:t>
+      </w:r>
+      <w:r>
+        <w:rPr>
+          <w:rFonts w:eastAsiaTheme="minorEastAsia"/>
+        </w:rPr>
+        <w:t xml:space="preserve"> it will </w:t>
+      </w:r>
+      <w:r>
+        <w:rPr>
+          <w:rFonts w:eastAsiaTheme="minorEastAsia"/>
           <w:b/>
           <w:bCs/>
         </w:rPr>
+        <w:t>not</w:t>
+      </w:r>
+      <w:r>
+        <w:rPr>
+          <w:rFonts w:eastAsiaTheme="minorEastAsia"/>
+        </w:rPr>
+        <w:t xml:space="preserve"> pass the predicate </w:t>
+      </w:r>
+      <w:r>
+        <w:rPr>
+          <w:rFonts w:eastAsiaTheme="minorEastAsia"/>
+        </w:rPr>
+        <w:t>(</w:t>
+      </w:r>
+      <w:r>
+        <w:rPr>
+          <w:rFonts w:eastAsiaTheme="minorEastAsia"/>
+        </w:rPr>
+        <w:t xml:space="preserve">as </w:t>
+      </w:r>
+      <m:oMath>
+        <m:rad>
+          <m:radPr>
+            <m:degHide m:val="1"/>
+            <m:ctrlPr>
+              <w:rPr>
+                <w:rFonts w:ascii="Cambria Math" w:eastAsiaTheme="minorEastAsia" w:hAnsi="Cambria Math"/>
+                <w:i/>
+              </w:rPr>
+            </m:ctrlPr>
+          </m:radPr>
+          <m:deg/>
+          <m:e>
+            <m:r>
+              <w:rPr>
+                <w:rFonts w:ascii="Cambria Math" w:eastAsiaTheme="minorEastAsia" w:hAnsi="Cambria Math"/>
+              </w:rPr>
+              <m:t>n</m:t>
+            </m:r>
+          </m:e>
+        </m:rad>
+        <m:r>
+          <w:rPr>
+            <w:rFonts w:ascii="Cambria Math" w:eastAsiaTheme="minorEastAsia" w:hAnsi="Cambria Math"/>
+          </w:rPr>
+          <m:t>+1</m:t>
+        </m:r>
+      </m:oMath>
+      <w:r>
+        <w:rPr>
+          <w:rFonts w:eastAsiaTheme="minorEastAsia"/>
+        </w:rPr>
+        <w:t xml:space="preserve"> is odd, and odd*odd is still odd)</w:t>
+      </w:r>
+      <w:r>
+        <w:rPr>
+          <w:rFonts w:eastAsiaTheme="minorEastAsia"/>
+        </w:rPr>
+        <w:t>, and the returned value will be the lazy filter with the even predicate on the tail of the squared lazy list</w:t>
+      </w:r>
+      <w:r>
+        <w:rPr>
+          <w:rFonts w:eastAsiaTheme="minorEastAsia"/>
+        </w:rPr>
+        <w:t>.</w:t>
+      </w:r>
+    </w:p>
+    <w:p>
+      <w:pPr>
+        <w:rPr>
+          <w:rFonts w:eastAsiaTheme="minorEastAsia"/>
+        </w:rPr>
+      </w:pPr>
+      <w:r>
+        <w:rPr>
+          <w:rFonts w:eastAsiaTheme="minorEastAsia"/>
+        </w:rPr>
+        <w:t xml:space="preserve">Now  </w:t>
+      </w:r>
+      <m:oMath>
+        <m:rad>
+          <m:radPr>
+            <m:degHide m:val="1"/>
+            <m:ctrlPr>
+              <w:rPr>
+                <w:rFonts w:ascii="Cambria Math" w:eastAsiaTheme="minorEastAsia" w:hAnsi="Cambria Math"/>
+                <w:i/>
+              </w:rPr>
+            </m:ctrlPr>
+          </m:radPr>
+          <m:deg/>
+          <m:e>
+            <m:r>
+              <w:rPr>
+                <w:rFonts w:ascii="Cambria Math" w:eastAsiaTheme="minorEastAsia" w:hAnsi="Cambria Math"/>
+              </w:rPr>
+              <m:t>n</m:t>
+            </m:r>
+          </m:e>
+        </m:rad>
+        <m:r>
+          <w:rPr>
+            <w:rFonts w:ascii="Cambria Math" w:eastAsiaTheme="minorEastAsia" w:hAnsi="Cambria Math"/>
+          </w:rPr>
+          <m:t>+</m:t>
+        </m:r>
+        <m:r>
+          <w:rPr>
+            <w:rFonts w:ascii="Cambria Math" w:eastAsiaTheme="minorEastAsia" w:hAnsi="Cambria Math"/>
+          </w:rPr>
+          <m:t>2</m:t>
+        </m:r>
+      </m:oMath>
+      <w:r>
+        <w:rPr>
+          <w:rFonts w:eastAsiaTheme="minorEastAsia"/>
+        </w:rPr>
+        <w:t xml:space="preserve"> is even, so the squared value of it will also be even, it will pass the predicate, and it will be the head, meaning the lazy-list will be:</w:t>
+      </w:r>
+    </w:p>
+    <w:p>
+      <w:pPr>
+        <w:rPr>
+          <w:rFonts w:eastAsiaTheme="minorEastAsia"/>
+        </w:rPr>
+      </w:pPr>
+      <w:r>
+        <w:rPr>
+          <w:rFonts w:eastAsiaTheme="minorEastAsia"/>
+        </w:rPr>
+        <w:t>[0,…,n,</w:t>
+      </w:r>
+      <m:oMath>
+        <m:r>
+          <m:rPr>
+            <m:sty m:val="bi"/>
+          </m:rPr>
+          <w:rPr>
+            <w:rFonts w:ascii="Cambria Math" w:eastAsiaTheme="minorEastAsia" w:hAnsi="Cambria Math"/>
+          </w:rPr>
+          <m:t>n+2*</m:t>
+        </m:r>
+        <m:rad>
+          <m:radPr>
+            <m:degHide m:val="1"/>
+            <m:ctrlPr>
+              <w:rPr>
+                <w:rFonts w:ascii="Cambria Math" w:eastAsiaTheme="minorEastAsia" w:hAnsi="Cambria Math"/>
+                <w:b/>
+                <w:bCs/>
+                <w:i/>
+              </w:rPr>
+            </m:ctrlPr>
+          </m:radPr>
+          <m:deg/>
+          <m:e>
+            <m:r>
+              <m:rPr>
+                <m:sty m:val="bi"/>
+              </m:rPr>
+              <w:rPr>
+                <w:rFonts w:ascii="Cambria Math" w:eastAsiaTheme="minorEastAsia" w:hAnsi="Cambria Math"/>
+              </w:rPr>
+              <m:t>n</m:t>
+            </m:r>
+          </m:e>
+        </m:rad>
+        <m:r>
+          <m:rPr>
+            <m:sty m:val="bi"/>
+          </m:rPr>
+          <w:rPr>
+            <w:rFonts w:ascii="Cambria Math" w:eastAsiaTheme="minorEastAsia" w:hAnsi="Cambria Math"/>
+          </w:rPr>
+          <m:t>+1</m:t>
+        </m:r>
+      </m:oMath>
+      <w:r>
+        <w:rPr>
+          <w:rFonts w:eastAsiaTheme="minorEastAsia"/>
+        </w:rPr>
+        <w:t>, tail], that is our (n+1)th value</w:t>
+      </w:r>
+      <w:r>
+        <w:rPr>
+          <w:rFonts w:eastAsiaTheme="minorEastAsia"/>
+        </w:rPr>
+        <w:t xml:space="preserve"> from </w:t>
+      </w:r>
+      <w:r>
+        <w:rPr>
+          <w:b/>
+          <w:bCs/>
+        </w:rPr>
+        <w:t>even-square-1</w:t>
+      </w:r>
+      <w:r>
+        <w:rPr>
+          <w:rFonts w:eastAsiaTheme="minorEastAsia"/>
+        </w:rPr>
+        <w:t>.</w:t>
+      </w:r>
+    </w:p>
+    <w:p>
+      <w:pPr>
+        <w:rPr>
+          <w:rFonts w:eastAsiaTheme="minorEastAsia"/>
+        </w:rPr>
+      </w:pPr>
+      <w:r>
+        <w:t xml:space="preserve">In </w:t>
+      </w:r>
+      <w:r>
+        <w:rPr>
+          <w:b/>
+          <w:bCs/>
+        </w:rPr>
         <w:t>even-square-2</w:t>
       </w:r>
       <w:r>
-        <w:t xml:space="preserve">, the function first will square the  </w:t>
+        <w:t xml:space="preserve">, </w:t>
+      </w:r>
+      <w:r>
+        <w:rPr>
+          <w:b/>
+          <w:bCs/>
+          <w:i/>
+          <w:iCs/>
+        </w:rPr>
+        <w:t>n</w:t>
+      </w:r>
+      <w:r>
+        <w:t xml:space="preserve"> is even is the nth value so before calling the square function it was </w:t>
+      </w:r>
+      <m:oMath>
+        <m:rad>
+          <m:radPr>
+            <m:degHide m:val="1"/>
+            <m:ctrlPr>
+              <w:rPr>
+                <w:rFonts w:ascii="Cambria Math" w:eastAsiaTheme="minorEastAsia" w:hAnsi="Cambria Math"/>
+                <w:i/>
+              </w:rPr>
+            </m:ctrlPr>
+          </m:radPr>
+          <m:deg/>
+          <m:e>
+            <m:r>
+              <w:rPr>
+                <w:rFonts w:ascii="Cambria Math" w:eastAsiaTheme="minorEastAsia" w:hAnsi="Cambria Math"/>
+              </w:rPr>
+              <m:t>n</m:t>
+            </m:r>
+          </m:e>
+        </m:rad>
+      </m:oMath>
+      <w:r>
+        <w:rPr>
+          <w:rFonts w:eastAsiaTheme="minorEastAsia"/>
+        </w:rPr>
+        <w:t>.</w:t>
+      </w:r>
+    </w:p>
+    <w:p>
+      <w:pPr>
+        <w:rPr>
+          <w:rFonts w:eastAsiaTheme="minorEastAsia"/>
+        </w:rPr>
+      </w:pPr>
+      <w:r>
+        <w:rPr>
+          <w:rFonts w:eastAsiaTheme="minorEastAsia"/>
+        </w:rPr>
+        <w:t xml:space="preserve">Since </w:t>
+      </w:r>
+      <w:r>
+        <w:rPr>
+          <w:rFonts w:eastAsiaTheme="minorEastAsia"/>
+          <w:b/>
+          <w:bCs/>
+          <w:i/>
+          <w:iCs/>
+        </w:rPr>
+        <w:t>n</w:t>
+      </w:r>
+      <w:r>
+        <w:rPr>
+          <w:rFonts w:eastAsiaTheme="minorEastAsia"/>
+          <w:b/>
+          <w:bCs/>
+          <w:i/>
+          <w:iCs/>
+        </w:rPr>
+        <w:t xml:space="preserve"> </w:t>
+      </w:r>
+      <w:r>
+        <w:rPr>
+          <w:rFonts w:eastAsiaTheme="minorEastAsia"/>
+        </w:rPr>
+        <w:t xml:space="preserve">is even, so is </w:t>
+      </w:r>
+      <m:oMath>
+        <m:rad>
+          <m:radPr>
+            <m:degHide m:val="1"/>
+            <m:ctrlPr>
+              <w:rPr>
+                <w:rFonts w:ascii="Cambria Math" w:eastAsiaTheme="minorEastAsia" w:hAnsi="Cambria Math"/>
+                <w:i/>
+              </w:rPr>
+            </m:ctrlPr>
+          </m:radPr>
+          <m:deg/>
+          <m:e>
+            <m:r>
+              <w:rPr>
+                <w:rFonts w:ascii="Cambria Math" w:eastAsiaTheme="minorEastAsia" w:hAnsi="Cambria Math"/>
+              </w:rPr>
+              <m:t>n</m:t>
+            </m:r>
+          </m:e>
+        </m:rad>
+      </m:oMath>
+      <w:r>
+        <w:rPr>
+          <w:rFonts w:eastAsiaTheme="minorEastAsia"/>
+        </w:rPr>
+        <w:t>, which is how it passed the filtering when `head lzl` was executed.</w:t>
+      </w:r>
+    </w:p>
+    <w:p>
+      <w:pPr>
+        <w:rPr>
+          <w:rFonts w:eastAsiaTheme="minorEastAsia"/>
+        </w:rPr>
+      </w:pPr>
+      <w:r>
+        <w:rPr>
+          <w:rFonts w:eastAsiaTheme="minorEastAsia"/>
+        </w:rPr>
+        <w:t xml:space="preserve">So the next number is </w:t>
+      </w:r>
+      <m:oMath>
+        <m:rad>
+          <m:radPr>
+            <m:degHide m:val="1"/>
+            <m:ctrlPr>
+              <w:rPr>
+                <w:rFonts w:ascii="Cambria Math" w:eastAsiaTheme="minorEastAsia" w:hAnsi="Cambria Math"/>
+                <w:i/>
+              </w:rPr>
+            </m:ctrlPr>
+          </m:radPr>
+          <m:deg/>
+          <m:e>
+            <m:r>
+              <w:rPr>
+                <w:rFonts w:ascii="Cambria Math" w:eastAsiaTheme="minorEastAsia" w:hAnsi="Cambria Math"/>
+              </w:rPr>
+              <m:t>n</m:t>
+            </m:r>
+          </m:e>
+        </m:rad>
+        <m:r>
+          <w:rPr>
+            <w:rFonts w:ascii="Cambria Math" w:eastAsiaTheme="minorEastAsia" w:hAnsi="Cambria Math"/>
+          </w:rPr>
+          <m:t>+1</m:t>
+        </m:r>
+      </m:oMath>
+      <w:r>
+        <w:rPr>
+          <w:rFonts w:eastAsiaTheme="minorEastAsia"/>
+          <w:b/>
+          <w:bCs/>
+        </w:rPr>
+        <w:t xml:space="preserve">, </w:t>
+      </w:r>
+      <w:r>
+        <w:rPr>
+          <w:rFonts w:eastAsiaTheme="minorEastAsia"/>
+        </w:rPr>
+        <w:t xml:space="preserve">which again we know is odd. So when `tail lzl` is executed this value will not pass the predicate as it is not even. </w:t>
+      </w:r>
+    </w:p>
+    <w:p>
+      <w:pPr>
+        <w:rPr>
+          <w:rFonts w:eastAsiaTheme="minorEastAsia"/>
+        </w:rPr>
+      </w:pPr>
+      <w:r>
+        <w:rPr>
+          <w:rFonts w:eastAsiaTheme="minorEastAsia"/>
+        </w:rPr>
+        <w:t xml:space="preserve">Then the predicate will run on the next value which is </w:t>
+      </w:r>
+      <m:oMath>
+        <m:rad>
+          <m:radPr>
+            <m:degHide m:val="1"/>
+            <m:ctrlPr>
+              <w:rPr>
+                <w:rFonts w:ascii="Cambria Math" w:eastAsiaTheme="minorEastAsia" w:hAnsi="Cambria Math"/>
+                <w:i/>
+              </w:rPr>
+            </m:ctrlPr>
+          </m:radPr>
+          <m:deg/>
+          <m:e>
+            <m:r>
+              <w:rPr>
+                <w:rFonts w:ascii="Cambria Math" w:eastAsiaTheme="minorEastAsia" w:hAnsi="Cambria Math"/>
+              </w:rPr>
+              <m:t>n</m:t>
+            </m:r>
+          </m:e>
+        </m:rad>
+        <m:r>
+          <w:rPr>
+            <w:rFonts w:ascii="Cambria Math" w:eastAsiaTheme="minorEastAsia" w:hAnsi="Cambria Math"/>
+          </w:rPr>
+          <m:t>+2</m:t>
+        </m:r>
+      </m:oMath>
+      <w:r>
+        <w:rPr>
+          <w:rFonts w:eastAsiaTheme="minorEastAsia"/>
+        </w:rPr>
+        <w:t>, which is even, and it will pass.</w:t>
+      </w:r>
+    </w:p>
+    <w:p>
+      <w:pPr>
+        <w:rPr>
+          <w:rFonts w:eastAsiaTheme="minorEastAsia"/>
+        </w:rPr>
+      </w:pPr>
+      <w:r>
+        <w:t xml:space="preserve">Then the square function will run on it, which will result in </w:t>
+      </w:r>
+      <m:oMath>
+        <m:r>
+          <m:rPr>
+            <m:sty m:val="bi"/>
+          </m:rPr>
+          <w:rPr>
+            <w:rFonts w:ascii="Cambria Math" w:eastAsiaTheme="minorEastAsia" w:hAnsi="Cambria Math"/>
+          </w:rPr>
+          <m:t>n+2*</m:t>
+        </m:r>
+        <m:rad>
+          <m:radPr>
+            <m:degHide m:val="1"/>
+            <m:ctrlPr>
+              <w:rPr>
+                <w:rFonts w:ascii="Cambria Math" w:eastAsiaTheme="minorEastAsia" w:hAnsi="Cambria Math"/>
+                <w:b/>
+                <w:bCs/>
+                <w:i/>
+              </w:rPr>
+            </m:ctrlPr>
+          </m:radPr>
+          <m:deg/>
+          <m:e>
+            <m:r>
+              <m:rPr>
+                <m:sty m:val="bi"/>
+              </m:rPr>
+              <w:rPr>
+                <w:rFonts w:ascii="Cambria Math" w:eastAsiaTheme="minorEastAsia" w:hAnsi="Cambria Math"/>
+              </w:rPr>
+              <m:t>n</m:t>
+            </m:r>
+          </m:e>
+        </m:rad>
+        <m:r>
+          <m:rPr>
+            <m:sty m:val="bi"/>
+          </m:rPr>
+          <w:rPr>
+            <w:rFonts w:ascii="Cambria Math" w:eastAsiaTheme="minorEastAsia" w:hAnsi="Cambria Math"/>
+          </w:rPr>
+          <m:t>+1</m:t>
+        </m:r>
+      </m:oMath>
+      <w:r>
+        <w:rPr>
+          <w:rFonts w:eastAsiaTheme="minorEastAsia"/>
+        </w:rPr>
+        <w:t>, so our lazy-list will look like this:</w:t>
+      </w:r>
+    </w:p>
+    <w:p>
+      <w:pPr>
+        <w:rPr>
+          <w:rFonts w:eastAsiaTheme="minorEastAsia"/>
+        </w:rPr>
+      </w:pPr>
+      <w:r>
+        <w:rPr>
+          <w:rFonts w:eastAsiaTheme="minorEastAsia"/>
+        </w:rPr>
+        <w:t>[0,…,n,</w:t>
+      </w:r>
+      <m:oMath>
+        <m:r>
+          <m:rPr>
+            <m:sty m:val="bi"/>
+          </m:rPr>
+          <w:rPr>
+            <w:rFonts w:ascii="Cambria Math" w:eastAsiaTheme="minorEastAsia" w:hAnsi="Cambria Math"/>
+          </w:rPr>
+          <m:t>n+2*</m:t>
+        </m:r>
+        <m:rad>
+          <m:radPr>
+            <m:degHide m:val="1"/>
+            <m:ctrlPr>
+              <w:rPr>
+                <w:rFonts w:ascii="Cambria Math" w:eastAsiaTheme="minorEastAsia" w:hAnsi="Cambria Math"/>
+                <w:b/>
+                <w:bCs/>
+                <w:i/>
+              </w:rPr>
+            </m:ctrlPr>
+          </m:radPr>
+          <m:deg/>
+          <m:e>
+            <m:r>
+              <m:rPr>
+                <m:sty m:val="bi"/>
+              </m:rPr>
+              <w:rPr>
+                <w:rFonts w:ascii="Cambria Math" w:eastAsiaTheme="minorEastAsia" w:hAnsi="Cambria Math"/>
+              </w:rPr>
+              <m:t>n</m:t>
+            </m:r>
+          </m:e>
+        </m:rad>
+        <m:r>
+          <m:rPr>
+            <m:sty m:val="bi"/>
+          </m:rPr>
+          <w:rPr>
+            <w:rFonts w:ascii="Cambria Math" w:eastAsiaTheme="minorEastAsia" w:hAnsi="Cambria Math"/>
+          </w:rPr>
+          <m:t>+1</m:t>
+        </m:r>
+      </m:oMath>
+      <w:r>
+        <w:rPr>
+          <w:rFonts w:eastAsiaTheme="minorEastAsia"/>
+        </w:rPr>
+        <w:t>, tail], that is our (n+1)th value</w:t>
+      </w:r>
+      <w:r>
+        <w:rPr>
+          <w:rFonts w:eastAsiaTheme="minorEastAsia"/>
+        </w:rPr>
+        <w:t xml:space="preserve"> </w:t>
+      </w:r>
+      <w:r>
+        <w:rPr>
+          <w:rFonts w:eastAsiaTheme="minorEastAsia"/>
+        </w:rPr>
+        <w:t xml:space="preserve">from </w:t>
+      </w:r>
+      <w:r>
+        <w:rPr>
+          <w:b/>
+          <w:bCs/>
+        </w:rPr>
+        <w:t>even-square-</w:t>
+      </w:r>
+      <w:r>
+        <w:rPr>
+          <w:b/>
+          <w:bCs/>
+        </w:rPr>
+        <w:t>2</w:t>
+      </w:r>
+      <w:r>
+        <w:rPr>
+          <w:rFonts w:eastAsiaTheme="minorEastAsia"/>
+        </w:rPr>
+        <w:t>.</w:t>
+      </w:r>
+    </w:p>
+    <w:p>
+      <w:r>
+        <w:t>The (n+1)th values are equal in both lazy-lists.</w:t>
       </w:r>
     </w:p>
     <w:sectPr>
@@ -962,6 +1576,7 @@
   <w:style w:type="paragraph" w:default="1" w:styleId="Normal">
     <w:name w:val="Normal"/>
     <w:qFormat/>
+    <w:rsid w:val="00B16726"/>
   </w:style>
   <w:style w:type="paragraph" w:styleId="Heading1">
     <w:name w:val="heading 1"/>
@@ -1164,6 +1779,7 @@
   <w:style w:type="character" w:default="1" w:styleId="DefaultParagraphFont">
     <w:name w:val="Default Paragraph Font"/>
     <w:uiPriority w:val="1"/>
+    <w:semiHidden/>
     <w:unhideWhenUsed/>
   </w:style>
   <w:style w:type="table" w:default="1" w:styleId="TableNormal">
@@ -1474,6 +2090,16 @@
       <w:smallCaps/>
       <w:color w:val="0F4761" w:themeColor="accent1" w:themeShade="BF"/>
       <w:spacing w:val="5"/>
+    </w:rPr>
+  </w:style>
+  <w:style w:type="character" w:styleId="PlaceholderText">
+    <w:name w:val="Placeholder Text"/>
+    <w:basedOn w:val="DefaultParagraphFont"/>
+    <w:uiPriority w:val="99"/>
+    <w:semiHidden/>
+    <w:rsid w:val="00293698"/>
+    <w:rPr>
+      <w:color w:val="666666"/>
     </w:rPr>
   </w:style>
 </w:styles>

--- a/ex4.docx
+++ b/ex4.docx
@@ -579,13 +579,7 @@
           <w:rPr>
             <w:rFonts w:ascii="Cambria Math" w:eastAsiaTheme="minorEastAsia" w:hAnsi="Cambria Math"/>
           </w:rPr>
-          <m:t>+</m:t>
-        </m:r>
-        <m:r>
-          <w:rPr>
-            <w:rFonts w:ascii="Cambria Math" w:eastAsiaTheme="minorEastAsia" w:hAnsi="Cambria Math"/>
-          </w:rPr>
-          <m:t>2</m:t>
+          <m:t>+2</m:t>
         </m:r>
       </m:oMath>
       <w:r>
@@ -1029,19 +1023,7 @@
         <w:rPr>
           <w:rFonts w:eastAsiaTheme="minorEastAsia"/>
         </w:rPr>
-        <w:t>, tail], that is our (n+1)th value</w:t>
-      </w:r>
-      <w:r>
-        <w:rPr>
-          <w:rFonts w:eastAsiaTheme="minorEastAsia"/>
-        </w:rPr>
-        <w:t xml:space="preserve"> </w:t>
-      </w:r>
-      <w:r>
-        <w:rPr>
-          <w:rFonts w:eastAsiaTheme="minorEastAsia"/>
-        </w:rPr>
-        <w:t xml:space="preserve">from </w:t>
+        <w:t xml:space="preserve">, tail], that is our (n+1)th value from </w:t>
       </w:r>
       <w:r>
         <w:rPr>
@@ -1066,7 +1048,78 @@
     </w:p>
     <w:p>
       <w:r>
-        <w:t>The (n+1)th values are equal in both lazy-lists.</w:t>
+        <w:t>The (n+1)th values are equal in both lazy-lists</w:t>
+      </w:r>
+      <w:r>
+        <w:t>, we proved the induction.</w:t>
+      </w:r>
+    </w:p>
+    <w:p/>
+    <w:p/>
+    <w:p/>
+    <w:p>
+      <w:pPr>
+        <w:pStyle w:val="Heading2"/>
+      </w:pPr>
+      <w:r>
+        <w:lastRenderedPageBreak/>
+        <w:t>Question 2.a</w:t>
+      </w:r>
+    </w:p>
+    <w:p>
+      <w:r>
+        <w:t xml:space="preserve">Lets say F is a function and F$ is the </w:t>
+      </w:r>
+      <w:r>
+        <w:t>Success-Fail Continuation version</w:t>
+      </w:r>
+      <w:r>
+        <w:t>.</w:t>
+      </w:r>
+    </w:p>
+    <w:p>
+      <w:r>
+        <w:t>They are equal only if:</w:t>
+      </w:r>
+    </w:p>
+    <w:p>
+      <w:r>
+        <w:t>F: T1 -&gt; T2 | T_fail</w:t>
+      </w:r>
+    </w:p>
+    <w:p>
+      <w:r>
+        <w:t>And F$ is defined as:</w:t>
+      </w:r>
+    </w:p>
+    <w:p>
+      <w:r>
+        <w:t>F$: T1 * [T2 -&gt; T3] * [()-&gt; T3]</w:t>
+      </w:r>
+    </w:p>
+    <w:p>
+      <w:r>
+        <w:t>And for every input of type T1 lets call it X and any functions for success or failure, if F succeeded and returned value v, meaning F(X) =v then F$</w:t>
+      </w:r>
+      <w:r>
+        <w:t>(X,success,failure)</w:t>
+      </w:r>
+      <w:r>
+        <w:t xml:space="preserve"> must return </w:t>
+      </w:r>
+      <w:r>
+        <w:t>success(v).</w:t>
+      </w:r>
+    </w:p>
+    <w:p>
+      <w:r>
+        <w:t xml:space="preserve">If F fails on the input X, meaning F(X) = &lt;fail&gt; where &lt;fail&gt; is a value of T_fail (like `fail), </w:t>
+      </w:r>
+      <w:r>
+        <w:t>then F$(X,success,failure) must return</w:t>
+      </w:r>
+      <w:r>
+        <w:t xml:space="preserve"> failure().</w:t>
       </w:r>
     </w:p>
     <w:sectPr>
@@ -1779,7 +1832,6 @@
   <w:style w:type="character" w:default="1" w:styleId="DefaultParagraphFont">
     <w:name w:val="Default Paragraph Font"/>
     <w:uiPriority w:val="1"/>
-    <w:semiHidden/>
     <w:unhideWhenUsed/>
   </w:style>
   <w:style w:type="table" w:default="1" w:styleId="TableNormal">

--- a/ex4.docx
+++ b/ex4.docx
@@ -167,7 +167,15 @@
     </w:p>
     <w:p>
       <w:r>
-        <w:t xml:space="preserve">(cons-lzl </w:t>
+        <w:t>(cons-</w:t>
+      </w:r>
+      <w:proofErr w:type="spellStart"/>
+      <w:r>
+        <w:t>lzl</w:t>
+      </w:r>
+      <w:proofErr w:type="spellEnd"/>
+      <w:r>
+        <w:t xml:space="preserve"> </w:t>
       </w:r>
     </w:p>
     <w:p>
@@ -175,7 +183,15 @@
         <w:ind w:firstLine="720"/>
       </w:pPr>
       <w:r>
-        <w:t xml:space="preserve">(head lzl) </w:t>
+        <w:t xml:space="preserve">(head </w:t>
+      </w:r>
+      <w:proofErr w:type="spellStart"/>
+      <w:r>
+        <w:t>lzl</w:t>
+      </w:r>
+      <w:proofErr w:type="spellEnd"/>
+      <w:r>
+        <w:t xml:space="preserve">) </w:t>
       </w:r>
     </w:p>
     <w:p>
@@ -191,7 +207,23 @@
         <w:ind w:left="720" w:firstLine="720"/>
       </w:pPr>
       <w:r>
-        <w:t>(lzl-filter p (tail lzl))</w:t>
+        <w:t>(</w:t>
+      </w:r>
+      <w:proofErr w:type="spellStart"/>
+      <w:r>
+        <w:t>lzl</w:t>
+      </w:r>
+      <w:proofErr w:type="spellEnd"/>
+      <w:r>
+        <w:t xml:space="preserve">-filter p (tail </w:t>
+      </w:r>
+      <w:proofErr w:type="spellStart"/>
+      <w:r>
+        <w:t>lzl</w:t>
+      </w:r>
+      <w:proofErr w:type="spellEnd"/>
+      <w:r>
+        <w:t>))</w:t>
       </w:r>
     </w:p>
     <w:p>
@@ -287,7 +319,15 @@
         <w:t>as well</w:t>
       </w:r>
       <w:r>
-        <w:t>, meaning the (n+1)th head values</w:t>
+        <w:t>, meaning the (n+1)</w:t>
+      </w:r>
+      <w:proofErr w:type="spellStart"/>
+      <w:r>
+        <w:t>th</w:t>
+      </w:r>
+      <w:proofErr w:type="spellEnd"/>
+      <w:r>
+        <w:t xml:space="preserve"> head values</w:t>
       </w:r>
       <w:r>
         <w:t xml:space="preserve"> of the returned lazy-list</w:t>
@@ -851,7 +891,21 @@
         <w:rPr>
           <w:rFonts w:eastAsiaTheme="minorEastAsia"/>
         </w:rPr>
-        <w:t xml:space="preserve">which again we know is odd. So when `tail lzl` is executed this value will not pass the predicate as it is not even. </w:t>
+        <w:t xml:space="preserve">which again we know is odd. So when `tail </w:t>
+      </w:r>
+      <w:proofErr w:type="spellStart"/>
+      <w:r>
+        <w:rPr>
+          <w:rFonts w:eastAsiaTheme="minorEastAsia"/>
+        </w:rPr>
+        <w:t>lzl</w:t>
+      </w:r>
+      <w:proofErr w:type="spellEnd"/>
+      <w:r>
+        <w:rPr>
+          <w:rFonts w:eastAsiaTheme="minorEastAsia"/>
+        </w:rPr>
+        <w:t xml:space="preserve">` is executed this value will not pass the predicate as it is not even. </w:t>
       </w:r>
     </w:p>
     <w:p>
@@ -1048,7 +1102,15 @@
     </w:p>
     <w:p>
       <w:r>
-        <w:t>The (n+1)th values are equal in both lazy-lists</w:t>
+        <w:t>The (n+1)</w:t>
+      </w:r>
+      <w:proofErr w:type="spellStart"/>
+      <w:r>
+        <w:t>th</w:t>
+      </w:r>
+      <w:proofErr w:type="spellEnd"/>
+      <w:r>
+        <w:t xml:space="preserve"> values are equal in both lazy-lists</w:t>
       </w:r>
       <w:r>
         <w:t>, we proved the induction.</w:t>
@@ -1067,8 +1129,13 @@
       </w:r>
     </w:p>
     <w:p>
-      <w:r>
-        <w:t xml:space="preserve">Lets say F is a function and F$ is the </w:t>
+      <w:proofErr w:type="spellStart"/>
+      <w:r>
+        <w:t>Lets</w:t>
+      </w:r>
+      <w:proofErr w:type="spellEnd"/>
+      <w:r>
+        <w:t xml:space="preserve"> say F is a function and F$ is the </w:t>
       </w:r>
       <w:r>
         <w:t>Success-Fail Continuation version</w:t>
@@ -1084,8 +1151,13 @@
     </w:p>
     <w:p>
       <w:r>
-        <w:t>F: T1 -&gt; T2 | T_fail</w:t>
-      </w:r>
+        <w:t xml:space="preserve">F: T1 -&gt; T2 | </w:t>
+      </w:r>
+      <w:proofErr w:type="spellStart"/>
+      <w:r>
+        <w:t>T_fail</w:t>
+      </w:r>
+      <w:proofErr w:type="spellEnd"/>
     </w:p>
     <w:p>
       <w:r>
@@ -1099,10 +1171,26 @@
     </w:p>
     <w:p>
       <w:r>
-        <w:t>And for every input of type T1 lets call it X and any functions for success or failure, if F succeeded and returned value v, meaning F(X) =v then F$</w:t>
-      </w:r>
-      <w:r>
-        <w:t>(X,success,failure)</w:t>
+        <w:t xml:space="preserve">And for every input of type T1 </w:t>
+      </w:r>
+      <w:proofErr w:type="spellStart"/>
+      <w:r>
+        <w:t>lets</w:t>
+      </w:r>
+      <w:proofErr w:type="spellEnd"/>
+      <w:r>
+        <w:t xml:space="preserve"> call it X and any functions for success or failure, if F succeeded and returned value v, meaning F(X) =v then F$</w:t>
+      </w:r>
+      <w:r>
+        <w:t>(</w:t>
+      </w:r>
+      <w:proofErr w:type="spellStart"/>
+      <w:r>
+        <w:t>X,success,failure</w:t>
+      </w:r>
+      <w:proofErr w:type="spellEnd"/>
+      <w:r>
+        <w:t>)</w:t>
       </w:r>
       <w:r>
         <w:t xml:space="preserve"> must return </w:t>
@@ -1113,13 +1201,387 @@
     </w:p>
     <w:p>
       <w:r>
-        <w:t xml:space="preserve">If F fails on the input X, meaning F(X) = &lt;fail&gt; where &lt;fail&gt; is a value of T_fail (like `fail), </w:t>
-      </w:r>
-      <w:r>
-        <w:t>then F$(X,success,failure) must return</w:t>
-      </w:r>
-      <w:r>
-        <w:t xml:space="preserve"> failure().</w:t>
+        <w:t xml:space="preserve">If F fails on the input X, meaning F(X) = &lt;fail&gt; where &lt;fail&gt; is a value of </w:t>
+      </w:r>
+      <w:proofErr w:type="spellStart"/>
+      <w:r>
+        <w:t>T_fail</w:t>
+      </w:r>
+      <w:proofErr w:type="spellEnd"/>
+      <w:r>
+        <w:t xml:space="preserve"> (like `fail), then F$(</w:t>
+      </w:r>
+      <w:proofErr w:type="spellStart"/>
+      <w:r>
+        <w:t>X,success,failure</w:t>
+      </w:r>
+      <w:proofErr w:type="spellEnd"/>
+      <w:r>
+        <w:t>) must return failure().</w:t>
+      </w:r>
+    </w:p>
+    <w:p/>
+    <w:p>
+      <w:pPr>
+        <w:pStyle w:val="Heading2"/>
+      </w:pPr>
+      <w:r>
+        <w:t>Question 2.b</w:t>
+      </w:r>
+    </w:p>
+    <w:p>
+      <w:r>
+        <w:t>We will prove they are equal by looking at every scenario of the association list.</w:t>
+      </w:r>
+    </w:p>
+    <w:p>
+      <w:pPr>
+        <w:pStyle w:val="ListParagraph"/>
+        <w:numPr>
+          <w:ilvl w:val="0"/>
+          <w:numId w:val="2"/>
+        </w:numPr>
+      </w:pPr>
+      <w:r>
+        <w:t>List is empty</w:t>
+      </w:r>
+      <w:r>
+        <w:br/>
+        <w:t>In both functions the condition of “empty?” will return true.</w:t>
+      </w:r>
+    </w:p>
+    <w:p>
+      <w:pPr>
+        <w:pStyle w:val="ListParagraph"/>
+        <w:numPr>
+          <w:ilvl w:val="1"/>
+          <w:numId w:val="2"/>
+        </w:numPr>
+      </w:pPr>
+      <w:r>
+        <w:t xml:space="preserve">get-value will return </w:t>
+      </w:r>
+      <w:r>
+        <w:rPr>
+          <w:color w:val="EE0000"/>
+        </w:rPr>
+        <w:t>‘fail</w:t>
+      </w:r>
+      <w:r>
+        <w:t>.</w:t>
+      </w:r>
+    </w:p>
+    <w:p>
+      <w:pPr>
+        <w:pStyle w:val="ListParagraph"/>
+        <w:numPr>
+          <w:ilvl w:val="1"/>
+          <w:numId w:val="2"/>
+        </w:numPr>
+      </w:pPr>
+      <w:r>
+        <w:t xml:space="preserve">get-value$ will return the value of the failure continuation function </w:t>
+      </w:r>
+      <w:r>
+        <w:rPr>
+          <w:color w:val="EE0000"/>
+        </w:rPr>
+        <w:t>fail</w:t>
+      </w:r>
+      <w:r>
+        <w:t>.</w:t>
+      </w:r>
+    </w:p>
+    <w:p>
+      <w:pPr>
+        <w:pStyle w:val="ListParagraph"/>
+        <w:numPr>
+          <w:ilvl w:val="0"/>
+          <w:numId w:val="2"/>
+        </w:numPr>
+      </w:pPr>
+      <w:r>
+        <w:t>List is not empty</w:t>
+      </w:r>
+      <w:r>
+        <w:t>,</w:t>
+      </w:r>
+      <w:r>
+        <w:t xml:space="preserve"> and </w:t>
+      </w:r>
+      <w:r>
+        <w:t xml:space="preserve">in </w:t>
+      </w:r>
+      <w:r>
+        <w:t>the first pair in the list</w:t>
+      </w:r>
+      <w:r>
+        <w:t>, the</w:t>
+      </w:r>
+      <w:r>
+        <w:t xml:space="preserve"> </w:t>
+      </w:r>
+      <w:r>
+        <w:t>key is the key we are looking for.</w:t>
+      </w:r>
+      <w:r>
+        <w:br/>
+        <w:t>Both functions will pass the condition eq?</w:t>
+      </w:r>
+    </w:p>
+    <w:p>
+      <w:pPr>
+        <w:pStyle w:val="ListParagraph"/>
+        <w:numPr>
+          <w:ilvl w:val="1"/>
+          <w:numId w:val="2"/>
+        </w:numPr>
+      </w:pPr>
+      <w:r>
+        <w:t xml:space="preserve">get-value will return the </w:t>
+      </w:r>
+      <w:r>
+        <w:rPr>
+          <w:color w:val="0E2841" w:themeColor="text2"/>
+        </w:rPr>
+        <w:t>value of the pair</w:t>
+      </w:r>
+      <w:r>
+        <w:t>.</w:t>
+      </w:r>
+    </w:p>
+    <w:p>
+      <w:pPr>
+        <w:pStyle w:val="ListParagraph"/>
+        <w:numPr>
+          <w:ilvl w:val="1"/>
+          <w:numId w:val="2"/>
+        </w:numPr>
+      </w:pPr>
+      <w:r>
+        <w:t xml:space="preserve">get-value$ will return the value of the </w:t>
+      </w:r>
+      <w:r>
+        <w:t>succes</w:t>
+      </w:r>
+      <w:r>
+        <w:t>s</w:t>
+      </w:r>
+      <w:r>
+        <w:t xml:space="preserve"> continuation function </w:t>
+      </w:r>
+      <w:r>
+        <w:rPr>
+          <w:color w:val="196B24" w:themeColor="accent3"/>
+        </w:rPr>
+        <w:t>success</w:t>
+      </w:r>
+      <w:r>
+        <w:rPr>
+          <w:color w:val="196B24" w:themeColor="accent3"/>
+        </w:rPr>
+        <w:t xml:space="preserve"> </w:t>
+      </w:r>
+      <w:r>
+        <w:t xml:space="preserve">and the input for </w:t>
+      </w:r>
+      <w:r>
+        <w:rPr>
+          <w:color w:val="196B24" w:themeColor="accent3"/>
+        </w:rPr>
+        <w:t xml:space="preserve">success </w:t>
+      </w:r>
+      <w:r>
+        <w:t xml:space="preserve">will be the </w:t>
+      </w:r>
+      <w:r>
+        <w:rPr>
+          <w:color w:val="0E2841" w:themeColor="text2"/>
+        </w:rPr>
+        <w:t>value of the pair</w:t>
+      </w:r>
+      <w:r>
+        <w:t>.</w:t>
+      </w:r>
+    </w:p>
+    <w:p>
+      <w:pPr>
+        <w:pStyle w:val="ListParagraph"/>
+        <w:numPr>
+          <w:ilvl w:val="0"/>
+          <w:numId w:val="2"/>
+        </w:numPr>
+      </w:pPr>
+      <w:r>
+        <w:t>List is not empty, and in the first pair in the list, the key is</w:t>
+      </w:r>
+      <w:r>
+        <w:t xml:space="preserve"> </w:t>
+      </w:r>
+      <w:r>
+        <w:rPr>
+          <w:color w:val="EE0000"/>
+        </w:rPr>
+        <w:t>not</w:t>
+      </w:r>
+      <w:r>
+        <w:t xml:space="preserve"> the key we are looking for.</w:t>
+      </w:r>
+      <w:r>
+        <w:br/>
+        <w:t>Both functions will get to the “else” condition.</w:t>
+      </w:r>
+    </w:p>
+    <w:p>
+      <w:pPr>
+        <w:pStyle w:val="ListParagraph"/>
+        <w:numPr>
+          <w:ilvl w:val="1"/>
+          <w:numId w:val="2"/>
+        </w:numPr>
+      </w:pPr>
+      <w:r>
+        <w:t>get-value will return the result of get-value with the input being:</w:t>
+      </w:r>
+    </w:p>
+    <w:p>
+      <w:pPr>
+        <w:pStyle w:val="ListParagraph"/>
+        <w:numPr>
+          <w:ilvl w:val="2"/>
+          <w:numId w:val="2"/>
+        </w:numPr>
+      </w:pPr>
+      <w:r>
+        <w:t>the rest of the list (</w:t>
+      </w:r>
+      <w:proofErr w:type="spellStart"/>
+      <w:r>
+        <w:t>cdr</w:t>
+      </w:r>
+      <w:proofErr w:type="spellEnd"/>
+      <w:r>
+        <w:t>)</w:t>
+      </w:r>
+    </w:p>
+    <w:p>
+      <w:pPr>
+        <w:pStyle w:val="ListParagraph"/>
+        <w:numPr>
+          <w:ilvl w:val="2"/>
+          <w:numId w:val="2"/>
+        </w:numPr>
+      </w:pPr>
+      <w:r>
+        <w:t>the same key as the current input.</w:t>
+      </w:r>
+    </w:p>
+    <w:p>
+      <w:pPr>
+        <w:pStyle w:val="ListParagraph"/>
+        <w:numPr>
+          <w:ilvl w:val="1"/>
+          <w:numId w:val="2"/>
+        </w:numPr>
+      </w:pPr>
+      <w:r>
+        <w:t xml:space="preserve"> </w:t>
+      </w:r>
+      <w:r>
+        <w:t>get-value will return the result of get-value with the input being:</w:t>
+      </w:r>
+    </w:p>
+    <w:p>
+      <w:pPr>
+        <w:pStyle w:val="ListParagraph"/>
+        <w:numPr>
+          <w:ilvl w:val="2"/>
+          <w:numId w:val="2"/>
+        </w:numPr>
+      </w:pPr>
+      <w:r>
+        <w:t>the rest of the list (</w:t>
+      </w:r>
+      <w:proofErr w:type="spellStart"/>
+      <w:r>
+        <w:t>cdr</w:t>
+      </w:r>
+      <w:proofErr w:type="spellEnd"/>
+      <w:r>
+        <w:t>)</w:t>
+      </w:r>
+    </w:p>
+    <w:p>
+      <w:pPr>
+        <w:pStyle w:val="ListParagraph"/>
+        <w:numPr>
+          <w:ilvl w:val="2"/>
+          <w:numId w:val="2"/>
+        </w:numPr>
+      </w:pPr>
+      <w:r>
+        <w:t>the same key as the current input.</w:t>
+      </w:r>
+    </w:p>
+    <w:p>
+      <w:pPr>
+        <w:pStyle w:val="ListParagraph"/>
+        <w:numPr>
+          <w:ilvl w:val="2"/>
+          <w:numId w:val="2"/>
+        </w:numPr>
+      </w:pPr>
+      <w:r>
+        <w:lastRenderedPageBreak/>
+        <w:t>The same success continuation function as the current input.</w:t>
+      </w:r>
+    </w:p>
+    <w:p>
+      <w:pPr>
+        <w:pStyle w:val="ListParagraph"/>
+        <w:numPr>
+          <w:ilvl w:val="2"/>
+          <w:numId w:val="2"/>
+        </w:numPr>
+      </w:pPr>
+      <w:r>
+        <w:t xml:space="preserve">The same </w:t>
+      </w:r>
+      <w:r>
+        <w:t>failure</w:t>
+      </w:r>
+      <w:r>
+        <w:t xml:space="preserve"> continuation function as the current input.</w:t>
+      </w:r>
+    </w:p>
+    <w:p>
+      <w:r>
+        <w:t>As we can see, in all situations we get the required behavior that we defined in 2.a</w:t>
+      </w:r>
+      <w:r>
+        <w:t>.</w:t>
+      </w:r>
+    </w:p>
+    <w:p>
+      <w:r>
+        <w:t>In case 3 both functions will continue on the rest of list (</w:t>
+      </w:r>
+      <w:proofErr w:type="spellStart"/>
+      <w:r>
+        <w:t>cdr</w:t>
+      </w:r>
+      <w:proofErr w:type="spellEnd"/>
+      <w:r>
+        <w:t>), but will eventually both stop on case 1 or 2 (</w:t>
+      </w:r>
+      <w:r>
+        <w:t>assuming the list is of finite length</w:t>
+      </w:r>
+      <w:r>
+        <w:t>)</w:t>
+      </w:r>
+      <w:r>
+        <w:t>.</w:t>
       </w:r>
     </w:p>
     <w:sectPr>
@@ -1135,9 +1597,9 @@
 <file path=word/numbering.xml><?xml version="1.0" encoding="utf-8"?>
 <w:numbering xmlns:wpc="http://schemas.microsoft.com/office/word/2010/wordprocessingCanvas" xmlns:cx="http://schemas.microsoft.com/office/drawing/2014/chartex" xmlns:cx1="http://schemas.microsoft.com/office/drawing/2015/9/8/chartex" xmlns:cx2="http://schemas.microsoft.com/office/drawing/2015/10/21/chartex" xmlns:cx3="http://schemas.microsoft.com/office/drawing/2016/5/9/chartex" xmlns:cx4="http://schemas.microsoft.com/office/drawing/2016/5/10/chartex" xmlns:cx5="http://schemas.microsoft.com/office/drawing/2016/5/11/chartex" xmlns:cx6="http://schemas.microsoft.com/office/drawing/2016/5/12/chartex" xmlns:cx7="http://schemas.microsoft.com/office/drawing/2016/5/13/chartex" xmlns:cx8="http://schemas.microsoft.com/office/drawing/2016/5/14/chartex" xmlns:mc="http://schemas.openxmlformats.org/markup-compatibility/2006" xmlns:aink="http://schemas.microsoft.com/office/drawing/2016/ink" xmlns:am3d="http://schemas.microsoft.com/office/drawing/2017/model3d" xmlns:o="urn:schemas-microsoft-com:office:office" xmlns:oel="http://schemas.microsoft.com/office/2019/extlst" xmlns:r="http://schemas.openxmlformats.org/officeDocument/2006/relationships" xmlns:m="http://schemas.openxmlformats.org/officeDocument/2006/math" xmlns:v="urn:schemas-microsoft-com:vml" xmlns:wp14="http://schemas.microsoft.com/office/word/2010/wordprocessingDrawing" xmlns:wp="http://schemas.openxmlformats.org/drawingml/2006/wordprocessingDrawing" xmlns:w10="urn:schemas-microsoft-com:office:word" xmlns:w="http://schemas.openxmlformats.org/wordprocessingml/2006/main" xmlns:w14="http://schemas.microsoft.com/office/word/2010/wordml" xmlns:w15="http://schemas.microsoft.com/office/word/2012/wordml" xmlns:w16cex="http://schemas.microsoft.com/office/word/2018/wordml/cex" xmlns:w16cid="http://schemas.microsoft.com/office/word/2016/wordml/cid" xmlns:w16="http://schemas.microsoft.com/office/word/2018/wordml" xmlns:w16du="http://schemas.microsoft.com/office/word/2023/wordml/word16du" xmlns:w16sdtdh="http://schemas.microsoft.com/office/word/2020/wordml/sdtdatahash" xmlns:w16sdtfl="http://schemas.microsoft.com/office/word/2024/wordml/sdtformatlock" xmlns:w16se="http://schemas.microsoft.com/office/word/2015/wordml/symex" xmlns:wpg="http://schemas.microsoft.com/office/word/2010/wordprocessingGroup" xmlns:wpi="http://schemas.microsoft.com/office/word/2010/wordprocessingInk" xmlns:wne="http://schemas.microsoft.com/office/word/2006/wordml" xmlns:wps="http://schemas.microsoft.com/office/word/2010/wordprocessingShape" mc:Ignorable="w14 w15 w16se w16cid w16 w16cex w16sdtdh w16sdtfl w16du wp14">
   <w:abstractNum w:abstractNumId="0" w15:restartNumberingAfterBreak="0">
-    <w:nsid w:val="7F412A1E"/>
+    <w:nsid w:val="09A236BA"/>
     <w:multiLevelType w:val="hybridMultilevel"/>
-    <w:tmpl w:val="87BE0408"/>
+    <w:tmpl w:val="566621DE"/>
     <w:lvl w:ilvl="0" w:tplc="0409000F">
       <w:start w:val="1"/>
       <w:numFmt w:val="decimal"/>
@@ -1223,7 +1685,99 @@
       </w:pPr>
     </w:lvl>
   </w:abstractNum>
+  <w:abstractNum w:abstractNumId="1" w15:restartNumberingAfterBreak="0">
+    <w:nsid w:val="7F412A1E"/>
+    <w:multiLevelType w:val="hybridMultilevel"/>
+    <w:tmpl w:val="87BE0408"/>
+    <w:lvl w:ilvl="0" w:tplc="0409000F">
+      <w:start w:val="1"/>
+      <w:numFmt w:val="decimal"/>
+      <w:lvlText w:val="%1."/>
+      <w:lvlJc w:val="left"/>
+      <w:pPr>
+        <w:ind w:left="720" w:hanging="360"/>
+      </w:pPr>
+      <w:rPr>
+        <w:rFonts w:hint="default"/>
+      </w:rPr>
+    </w:lvl>
+    <w:lvl w:ilvl="1" w:tplc="04090019">
+      <w:start w:val="1"/>
+      <w:numFmt w:val="lowerLetter"/>
+      <w:lvlText w:val="%2."/>
+      <w:lvlJc w:val="left"/>
+      <w:pPr>
+        <w:ind w:left="1440" w:hanging="360"/>
+      </w:pPr>
+    </w:lvl>
+    <w:lvl w:ilvl="2" w:tplc="0409001B">
+      <w:start w:val="1"/>
+      <w:numFmt w:val="lowerRoman"/>
+      <w:lvlText w:val="%3."/>
+      <w:lvlJc w:val="right"/>
+      <w:pPr>
+        <w:ind w:left="2160" w:hanging="180"/>
+      </w:pPr>
+    </w:lvl>
+    <w:lvl w:ilvl="3" w:tplc="0409000F" w:tentative="1">
+      <w:start w:val="1"/>
+      <w:numFmt w:val="decimal"/>
+      <w:lvlText w:val="%4."/>
+      <w:lvlJc w:val="left"/>
+      <w:pPr>
+        <w:ind w:left="2880" w:hanging="360"/>
+      </w:pPr>
+    </w:lvl>
+    <w:lvl w:ilvl="4" w:tplc="04090019" w:tentative="1">
+      <w:start w:val="1"/>
+      <w:numFmt w:val="lowerLetter"/>
+      <w:lvlText w:val="%5."/>
+      <w:lvlJc w:val="left"/>
+      <w:pPr>
+        <w:ind w:left="3600" w:hanging="360"/>
+      </w:pPr>
+    </w:lvl>
+    <w:lvl w:ilvl="5" w:tplc="0409001B" w:tentative="1">
+      <w:start w:val="1"/>
+      <w:numFmt w:val="lowerRoman"/>
+      <w:lvlText w:val="%6."/>
+      <w:lvlJc w:val="right"/>
+      <w:pPr>
+        <w:ind w:left="4320" w:hanging="180"/>
+      </w:pPr>
+    </w:lvl>
+    <w:lvl w:ilvl="6" w:tplc="0409000F" w:tentative="1">
+      <w:start w:val="1"/>
+      <w:numFmt w:val="decimal"/>
+      <w:lvlText w:val="%7."/>
+      <w:lvlJc w:val="left"/>
+      <w:pPr>
+        <w:ind w:left="5040" w:hanging="360"/>
+      </w:pPr>
+    </w:lvl>
+    <w:lvl w:ilvl="7" w:tplc="04090019" w:tentative="1">
+      <w:start w:val="1"/>
+      <w:numFmt w:val="lowerLetter"/>
+      <w:lvlText w:val="%8."/>
+      <w:lvlJc w:val="left"/>
+      <w:pPr>
+        <w:ind w:left="5760" w:hanging="360"/>
+      </w:pPr>
+    </w:lvl>
+    <w:lvl w:ilvl="8" w:tplc="0409001B" w:tentative="1">
+      <w:start w:val="1"/>
+      <w:numFmt w:val="lowerRoman"/>
+      <w:lvlText w:val="%9."/>
+      <w:lvlJc w:val="right"/>
+      <w:pPr>
+        <w:ind w:left="6480" w:hanging="180"/>
+      </w:pPr>
+    </w:lvl>
+  </w:abstractNum>
   <w:num w:numId="1" w16cid:durableId="1878351959">
+    <w:abstractNumId w:val="1"/>
+  </w:num>
+  <w:num w:numId="2" w16cid:durableId="846137101">
     <w:abstractNumId w:val="0"/>
   </w:num>
 </w:numbering>
@@ -1832,6 +2386,7 @@
   <w:style w:type="character" w:default="1" w:styleId="DefaultParagraphFont">
     <w:name w:val="Default Paragraph Font"/>
     <w:uiPriority w:val="1"/>
+    <w:semiHidden/>
     <w:unhideWhenUsed/>
   </w:style>
   <w:style w:type="table" w:default="1" w:styleId="TableNormal">

--- a/ex4.docx
+++ b/ex4.docx
@@ -1413,10 +1413,7 @@
         </w:numPr>
       </w:pPr>
       <w:r>
-        <w:t>List is not empty, and in the first pair in the list, the key is</w:t>
-      </w:r>
-      <w:r>
-        <w:t xml:space="preserve"> </w:t>
+        <w:t xml:space="preserve">List is not empty, and in the first pair in the list, the key is </w:t>
       </w:r>
       <w:r>
         <w:rPr>
@@ -1485,10 +1482,7 @@
         </w:numPr>
       </w:pPr>
       <w:r>
-        <w:t xml:space="preserve"> </w:t>
-      </w:r>
-      <w:r>
-        <w:t>get-value will return the result of get-value with the input being:</w:t>
+        <w:t xml:space="preserve"> get-value will return the result of get-value with the input being:</w:t>
       </w:r>
     </w:p>
     <w:p>
@@ -1545,13 +1539,7 @@
         </w:numPr>
       </w:pPr>
       <w:r>
-        <w:t xml:space="preserve">The same </w:t>
-      </w:r>
-      <w:r>
-        <w:t>failure</w:t>
-      </w:r>
-      <w:r>
-        <w:t xml:space="preserve"> continuation function as the current input.</w:t>
+        <w:t>The same failure continuation function as the current input.</w:t>
       </w:r>
     </w:p>
     <w:p>
@@ -1584,6 +1572,511 @@
         <w:t>.</w:t>
       </w:r>
     </w:p>
+    <w:p/>
+    <w:p>
+      <w:pPr>
+        <w:pStyle w:val="Heading2"/>
+      </w:pPr>
+    </w:p>
+    <w:p>
+      <w:pPr>
+        <w:pStyle w:val="Heading1"/>
+      </w:pPr>
+      <w:r>
+        <w:t>Question 3</w:t>
+      </w:r>
+    </w:p>
+    <w:p>
+      <w:r>
+        <w:t xml:space="preserve">Note: We wrote equations inside these brackets </w:t>
+      </w:r>
+      <w:r>
+        <w:rPr>
+          <w:b/>
+          <w:bCs/>
+        </w:rPr>
+        <w:t>[]</w:t>
+      </w:r>
+      <w:r>
+        <w:t xml:space="preserve">, and substitutions inside these brackets </w:t>
+      </w:r>
+      <w:r>
+        <w:rPr>
+          <w:b/>
+          <w:bCs/>
+        </w:rPr>
+        <w:t>{}</w:t>
+      </w:r>
+      <w:r>
+        <w:t>.</w:t>
+      </w:r>
+    </w:p>
+    <w:p>
+      <w:pPr>
+        <w:pStyle w:val="Heading2"/>
+      </w:pPr>
+      <w:r>
+        <w:t>Question 3.1.1</w:t>
+      </w:r>
+    </w:p>
+    <w:p>
+      <w:pPr>
+        <w:pStyle w:val="ListParagraph"/>
+        <w:numPr>
+          <w:ilvl w:val="0"/>
+          <w:numId w:val="3"/>
+        </w:numPr>
+      </w:pPr>
+      <w:r>
+        <w:t xml:space="preserve">Start: </w:t>
+      </w:r>
+      <w:r>
+        <w:t>[</w:t>
+      </w:r>
+      <w:r>
+        <w:t>t(s(s), G, s, p, t(K), s)</w:t>
+      </w:r>
+      <w:r>
+        <w:t xml:space="preserve"> = </w:t>
+      </w:r>
+      <w:r>
+        <w:t>t(s(G), G, s, p, t(K), U)</w:t>
+      </w:r>
+      <w:r>
+        <w:t>]</w:t>
+      </w:r>
+      <w:r>
+        <w:t>, {}</w:t>
+      </w:r>
+    </w:p>
+    <w:p>
+      <w:pPr>
+        <w:pStyle w:val="ListParagraph"/>
+        <w:numPr>
+          <w:ilvl w:val="1"/>
+          <w:numId w:val="3"/>
+        </w:numPr>
+      </w:pPr>
+      <w:r>
+        <w:t xml:space="preserve">Both are sides of the equations are </w:t>
+      </w:r>
+      <w:r>
+        <w:t>complicated expressions with the same structure -&gt; break to multiple smaller equations.</w:t>
+      </w:r>
+    </w:p>
+    <w:p>
+      <w:pPr>
+        <w:pStyle w:val="ListParagraph"/>
+        <w:numPr>
+          <w:ilvl w:val="0"/>
+          <w:numId w:val="3"/>
+        </w:numPr>
+      </w:pPr>
+      <w:r>
+        <w:t>[s(s) = s(G), G = G,  s = s, p = p, t(K) = T(K), s = U]</w:t>
+      </w:r>
+      <w:r>
+        <w:t>, {}</w:t>
+      </w:r>
+    </w:p>
+    <w:p>
+      <w:pPr>
+        <w:pStyle w:val="ListParagraph"/>
+        <w:numPr>
+          <w:ilvl w:val="1"/>
+          <w:numId w:val="3"/>
+        </w:numPr>
+      </w:pPr>
+      <w:r>
+        <w:t>Remove constants or variables that are equal to each other.</w:t>
+      </w:r>
+    </w:p>
+    <w:p>
+      <w:pPr>
+        <w:pStyle w:val="ListParagraph"/>
+        <w:numPr>
+          <w:ilvl w:val="0"/>
+          <w:numId w:val="3"/>
+        </w:numPr>
+      </w:pPr>
+      <w:r>
+        <w:t>[</w:t>
+      </w:r>
+      <w:r>
+        <w:t>s(s) = s(G),</w:t>
+      </w:r>
+      <w:r>
+        <w:t xml:space="preserve"> </w:t>
+      </w:r>
+      <w:r>
+        <w:t>s = U</w:t>
+      </w:r>
+      <w:r>
+        <w:t>], {}</w:t>
+      </w:r>
+    </w:p>
+    <w:p>
+      <w:pPr>
+        <w:pStyle w:val="ListParagraph"/>
+        <w:numPr>
+          <w:ilvl w:val="1"/>
+          <w:numId w:val="3"/>
+        </w:numPr>
+      </w:pPr>
+      <w:r>
+        <w:t>Take equation “</w:t>
+      </w:r>
+      <w:r>
+        <w:t>s(s) = s(G)</w:t>
+      </w:r>
+      <w:r>
+        <w:t>”, do the same as in step 1.</w:t>
+      </w:r>
+    </w:p>
+    <w:p>
+      <w:pPr>
+        <w:pStyle w:val="ListParagraph"/>
+        <w:numPr>
+          <w:ilvl w:val="0"/>
+          <w:numId w:val="3"/>
+        </w:numPr>
+      </w:pPr>
+      <w:r>
+        <w:t>[s = U], {s = G}</w:t>
+      </w:r>
+    </w:p>
+    <w:p>
+      <w:pPr>
+        <w:pStyle w:val="ListParagraph"/>
+        <w:numPr>
+          <w:ilvl w:val="1"/>
+          <w:numId w:val="3"/>
+        </w:numPr>
+      </w:pPr>
+      <w:r>
+        <w:t>Take equation “s = U”, add to the substitution.</w:t>
+      </w:r>
+    </w:p>
+    <w:p>
+      <w:pPr>
+        <w:pStyle w:val="ListParagraph"/>
+        <w:numPr>
+          <w:ilvl w:val="0"/>
+          <w:numId w:val="3"/>
+        </w:numPr>
+      </w:pPr>
+      <w:r>
+        <w:t>[]</w:t>
+      </w:r>
+      <w:r>
+        <w:t xml:space="preserve">, </w:t>
+      </w:r>
+      <w:r>
+        <w:t>{s = U, s = G}</w:t>
+      </w:r>
+    </w:p>
+    <w:p>
+      <w:pPr>
+        <w:pStyle w:val="Heading2"/>
+      </w:pPr>
+      <w:r>
+        <w:t>Question 3.1.2</w:t>
+      </w:r>
+    </w:p>
+    <w:p>
+      <w:pPr>
+        <w:pStyle w:val="ListParagraph"/>
+        <w:numPr>
+          <w:ilvl w:val="0"/>
+          <w:numId w:val="4"/>
+        </w:numPr>
+      </w:pPr>
+      <w:r>
+        <w:t>Start: [</w:t>
+      </w:r>
+      <w:r>
+        <w:t>g(</w:t>
+      </w:r>
+      <w:proofErr w:type="spellStart"/>
+      <w:r>
+        <w:t>l,M,g,G,U,g,v</w:t>
+      </w:r>
+      <w:proofErr w:type="spellEnd"/>
+      <w:r>
+        <w:t>(M))</w:t>
+      </w:r>
+      <w:r>
+        <w:t xml:space="preserve"> = </w:t>
+      </w:r>
+      <w:r>
+        <w:t>g(</w:t>
+      </w:r>
+      <w:proofErr w:type="spellStart"/>
+      <w:r>
+        <w:t>l,v</w:t>
+      </w:r>
+      <w:proofErr w:type="spellEnd"/>
+      <w:r>
+        <w:t>(U),</w:t>
+      </w:r>
+      <w:proofErr w:type="spellStart"/>
+      <w:r>
+        <w:t>g,v</w:t>
+      </w:r>
+      <w:proofErr w:type="spellEnd"/>
+      <w:r>
+        <w:t>(M),v(G),</w:t>
+      </w:r>
+      <w:proofErr w:type="spellStart"/>
+      <w:r>
+        <w:t>g,v</w:t>
+      </w:r>
+      <w:proofErr w:type="spellEnd"/>
+      <w:r>
+        <w:t>(M))</w:t>
+      </w:r>
+      <w:r>
+        <w:t>], {}</w:t>
+      </w:r>
+    </w:p>
+    <w:p>
+      <w:pPr>
+        <w:pStyle w:val="ListParagraph"/>
+        <w:numPr>
+          <w:ilvl w:val="1"/>
+          <w:numId w:val="4"/>
+        </w:numPr>
+      </w:pPr>
+      <w:r>
+        <w:t>Both are sides of the equations are complicated expressions with the same structure -&gt; break to multiple smaller equations.</w:t>
+      </w:r>
+    </w:p>
+    <w:p>
+      <w:pPr>
+        <w:pStyle w:val="ListParagraph"/>
+        <w:numPr>
+          <w:ilvl w:val="0"/>
+          <w:numId w:val="4"/>
+        </w:numPr>
+      </w:pPr>
+      <w:r>
+        <w:t>[l = l, M = v(U), g = g, G = v(M), U = v(G), g = g, v(M) = v(M)], {}</w:t>
+      </w:r>
+    </w:p>
+    <w:p>
+      <w:pPr>
+        <w:pStyle w:val="ListParagraph"/>
+        <w:numPr>
+          <w:ilvl w:val="1"/>
+          <w:numId w:val="4"/>
+        </w:numPr>
+      </w:pPr>
+      <w:r>
+        <w:t>Remove constants or variables that are equal to each other.</w:t>
+      </w:r>
+    </w:p>
+    <w:p>
+      <w:pPr>
+        <w:pStyle w:val="ListParagraph"/>
+        <w:numPr>
+          <w:ilvl w:val="0"/>
+          <w:numId w:val="4"/>
+        </w:numPr>
+      </w:pPr>
+      <w:r>
+        <w:t>[</w:t>
+      </w:r>
+      <w:r>
+        <w:t>M = v(U),</w:t>
+      </w:r>
+      <w:r>
+        <w:t xml:space="preserve"> </w:t>
+      </w:r>
+      <w:r>
+        <w:t>G = v(M), U = v(G)</w:t>
+      </w:r>
+      <w:r>
+        <w:t>], {}</w:t>
+      </w:r>
+    </w:p>
+    <w:p>
+      <w:pPr>
+        <w:pStyle w:val="ListParagraph"/>
+        <w:numPr>
+          <w:ilvl w:val="1"/>
+          <w:numId w:val="4"/>
+        </w:numPr>
+      </w:pPr>
+      <w:r>
+        <w:t>Take first equation M = v(U)</w:t>
+      </w:r>
+    </w:p>
+    <w:p>
+      <w:pPr>
+        <w:pStyle w:val="ListParagraph"/>
+        <w:numPr>
+          <w:ilvl w:val="0"/>
+          <w:numId w:val="4"/>
+        </w:numPr>
+      </w:pPr>
+      <w:r>
+        <w:t>[</w:t>
+      </w:r>
+      <w:r>
+        <w:t>G = v(M), U = v(G)], {</w:t>
+      </w:r>
+      <w:r>
+        <w:t>M = v(U)</w:t>
+      </w:r>
+      <w:r>
+        <w:t>}</w:t>
+      </w:r>
+    </w:p>
+    <w:p>
+      <w:pPr>
+        <w:pStyle w:val="ListParagraph"/>
+        <w:numPr>
+          <w:ilvl w:val="1"/>
+          <w:numId w:val="4"/>
+        </w:numPr>
+      </w:pPr>
+      <w:r>
+        <w:t xml:space="preserve">Take </w:t>
+      </w:r>
+      <w:r>
+        <w:t>first equation G = v(M)</w:t>
+      </w:r>
+    </w:p>
+    <w:p>
+      <w:pPr>
+        <w:pStyle w:val="ListParagraph"/>
+        <w:numPr>
+          <w:ilvl w:val="1"/>
+          <w:numId w:val="4"/>
+        </w:numPr>
+      </w:pPr>
+      <w:r>
+        <w:t>{M = v(U)}</w:t>
+      </w:r>
+      <w:r>
+        <w:t xml:space="preserve"> o {</w:t>
+      </w:r>
+      <w:r>
+        <w:t xml:space="preserve"> </w:t>
+      </w:r>
+      <w:r>
+        <w:t>G = v(M)</w:t>
+      </w:r>
+      <w:r>
+        <w:t>} = {</w:t>
+      </w:r>
+      <w:r>
+        <w:t xml:space="preserve"> </w:t>
+      </w:r>
+      <w:r>
+        <w:t>M = v(U)</w:t>
+      </w:r>
+      <w:r>
+        <w:t xml:space="preserve">, </w:t>
+      </w:r>
+      <w:r>
+        <w:t>G = v(v(U))</w:t>
+      </w:r>
+      <w:r>
+        <w:t>}</w:t>
+      </w:r>
+    </w:p>
+    <w:p>
+      <w:pPr>
+        <w:pStyle w:val="ListParagraph"/>
+        <w:numPr>
+          <w:ilvl w:val="0"/>
+          <w:numId w:val="4"/>
+        </w:numPr>
+      </w:pPr>
+      <w:r>
+        <w:lastRenderedPageBreak/>
+        <w:t xml:space="preserve">[U = v(G)], </w:t>
+      </w:r>
+      <w:r>
+        <w:t>{M = v(U), G = v(v(U))}</w:t>
+      </w:r>
+    </w:p>
+    <w:p>
+      <w:pPr>
+        <w:pStyle w:val="ListParagraph"/>
+        <w:numPr>
+          <w:ilvl w:val="1"/>
+          <w:numId w:val="4"/>
+        </w:numPr>
+      </w:pPr>
+      <w:r>
+        <w:t>{</w:t>
+      </w:r>
+      <w:r>
+        <w:t>M = v(U), G = v(v(U))}</w:t>
+      </w:r>
+      <w:r>
+        <w:t xml:space="preserve"> o {U=v(G)} = {M = v(v(G)), G = v(v(v(G)))}</w:t>
+      </w:r>
+    </w:p>
+    <w:p>
+      <w:pPr>
+        <w:pStyle w:val="ListParagraph"/>
+        <w:numPr>
+          <w:ilvl w:val="1"/>
+          <w:numId w:val="4"/>
+        </w:numPr>
+      </w:pPr>
+      <w:r>
+        <w:t>ERROR, this causes failure since G is defined by a “function” with G inside of it.</w:t>
+      </w:r>
+    </w:p>
+    <w:p>
+      <w:pPr>
+        <w:pStyle w:val="Heading2"/>
+      </w:pPr>
+      <w:r>
+        <w:t>Question 3.1.3</w:t>
+      </w:r>
+    </w:p>
+    <w:p>
+      <w:pPr>
+        <w:pStyle w:val="ListParagraph"/>
+        <w:numPr>
+          <w:ilvl w:val="0"/>
+          <w:numId w:val="5"/>
+        </w:numPr>
+      </w:pPr>
+      <w:r>
+        <w:t>Start: [</w:t>
+      </w:r>
+      <w:r>
+        <w:t>m(M,N)</w:t>
+      </w:r>
+      <w:r>
+        <w:t xml:space="preserve"> =</w:t>
+      </w:r>
+      <w:r>
+        <w:t xml:space="preserve"> n(M,N</w:t>
+      </w:r>
+      <w:r>
+        <w:t>)], {}</w:t>
+      </w:r>
+    </w:p>
+    <w:p>
+      <w:pPr>
+        <w:pStyle w:val="ListParagraph"/>
+        <w:numPr>
+          <w:ilvl w:val="1"/>
+          <w:numId w:val="5"/>
+        </w:numPr>
+      </w:pPr>
+      <w:r>
+        <w:t>While both sides have the same amount of arguments and the variables are the same, m and n are different predicts, so this fails.</w:t>
+      </w:r>
+    </w:p>
+    <w:p/>
     <w:sectPr>
       <w:pgSz w:w="12240" w:h="15840"/>
       <w:pgMar w:top="1440" w:right="1440" w:bottom="1440" w:left="1440" w:header="720" w:footer="720" w:gutter="0"/>
@@ -1686,6 +2179,273 @@
     </w:lvl>
   </w:abstractNum>
   <w:abstractNum w:abstractNumId="1" w15:restartNumberingAfterBreak="0">
+    <w:nsid w:val="0B6A0B91"/>
+    <w:multiLevelType w:val="hybridMultilevel"/>
+    <w:tmpl w:val="888E1A3A"/>
+    <w:lvl w:ilvl="0" w:tplc="0409000F">
+      <w:start w:val="1"/>
+      <w:numFmt w:val="decimal"/>
+      <w:lvlText w:val="%1."/>
+      <w:lvlJc w:val="left"/>
+      <w:pPr>
+        <w:ind w:left="720" w:hanging="360"/>
+      </w:pPr>
+      <w:rPr>
+        <w:rFonts w:hint="default"/>
+      </w:rPr>
+    </w:lvl>
+    <w:lvl w:ilvl="1" w:tplc="04090019">
+      <w:start w:val="1"/>
+      <w:numFmt w:val="lowerLetter"/>
+      <w:lvlText w:val="%2."/>
+      <w:lvlJc w:val="left"/>
+      <w:pPr>
+        <w:ind w:left="1440" w:hanging="360"/>
+      </w:pPr>
+    </w:lvl>
+    <w:lvl w:ilvl="2" w:tplc="0409001B" w:tentative="1">
+      <w:start w:val="1"/>
+      <w:numFmt w:val="lowerRoman"/>
+      <w:lvlText w:val="%3."/>
+      <w:lvlJc w:val="right"/>
+      <w:pPr>
+        <w:ind w:left="2160" w:hanging="180"/>
+      </w:pPr>
+    </w:lvl>
+    <w:lvl w:ilvl="3" w:tplc="0409000F" w:tentative="1">
+      <w:start w:val="1"/>
+      <w:numFmt w:val="decimal"/>
+      <w:lvlText w:val="%4."/>
+      <w:lvlJc w:val="left"/>
+      <w:pPr>
+        <w:ind w:left="2880" w:hanging="360"/>
+      </w:pPr>
+    </w:lvl>
+    <w:lvl w:ilvl="4" w:tplc="04090019" w:tentative="1">
+      <w:start w:val="1"/>
+      <w:numFmt w:val="lowerLetter"/>
+      <w:lvlText w:val="%5."/>
+      <w:lvlJc w:val="left"/>
+      <w:pPr>
+        <w:ind w:left="3600" w:hanging="360"/>
+      </w:pPr>
+    </w:lvl>
+    <w:lvl w:ilvl="5" w:tplc="0409001B" w:tentative="1">
+      <w:start w:val="1"/>
+      <w:numFmt w:val="lowerRoman"/>
+      <w:lvlText w:val="%6."/>
+      <w:lvlJc w:val="right"/>
+      <w:pPr>
+        <w:ind w:left="4320" w:hanging="180"/>
+      </w:pPr>
+    </w:lvl>
+    <w:lvl w:ilvl="6" w:tplc="0409000F" w:tentative="1">
+      <w:start w:val="1"/>
+      <w:numFmt w:val="decimal"/>
+      <w:lvlText w:val="%7."/>
+      <w:lvlJc w:val="left"/>
+      <w:pPr>
+        <w:ind w:left="5040" w:hanging="360"/>
+      </w:pPr>
+    </w:lvl>
+    <w:lvl w:ilvl="7" w:tplc="04090019" w:tentative="1">
+      <w:start w:val="1"/>
+      <w:numFmt w:val="lowerLetter"/>
+      <w:lvlText w:val="%8."/>
+      <w:lvlJc w:val="left"/>
+      <w:pPr>
+        <w:ind w:left="5760" w:hanging="360"/>
+      </w:pPr>
+    </w:lvl>
+    <w:lvl w:ilvl="8" w:tplc="0409001B" w:tentative="1">
+      <w:start w:val="1"/>
+      <w:numFmt w:val="lowerRoman"/>
+      <w:lvlText w:val="%9."/>
+      <w:lvlJc w:val="right"/>
+      <w:pPr>
+        <w:ind w:left="6480" w:hanging="180"/>
+      </w:pPr>
+    </w:lvl>
+  </w:abstractNum>
+  <w:abstractNum w:abstractNumId="2" w15:restartNumberingAfterBreak="0">
+    <w:nsid w:val="17902D5D"/>
+    <w:multiLevelType w:val="hybridMultilevel"/>
+    <w:tmpl w:val="EBE08112"/>
+    <w:lvl w:ilvl="0" w:tplc="0409000F">
+      <w:start w:val="1"/>
+      <w:numFmt w:val="decimal"/>
+      <w:lvlText w:val="%1."/>
+      <w:lvlJc w:val="left"/>
+      <w:pPr>
+        <w:ind w:left="720" w:hanging="360"/>
+      </w:pPr>
+      <w:rPr>
+        <w:rFonts w:hint="default"/>
+      </w:rPr>
+    </w:lvl>
+    <w:lvl w:ilvl="1" w:tplc="04090019">
+      <w:start w:val="1"/>
+      <w:numFmt w:val="lowerLetter"/>
+      <w:lvlText w:val="%2."/>
+      <w:lvlJc w:val="left"/>
+      <w:pPr>
+        <w:ind w:left="1440" w:hanging="360"/>
+      </w:pPr>
+    </w:lvl>
+    <w:lvl w:ilvl="2" w:tplc="0409001B" w:tentative="1">
+      <w:start w:val="1"/>
+      <w:numFmt w:val="lowerRoman"/>
+      <w:lvlText w:val="%3."/>
+      <w:lvlJc w:val="right"/>
+      <w:pPr>
+        <w:ind w:left="2160" w:hanging="180"/>
+      </w:pPr>
+    </w:lvl>
+    <w:lvl w:ilvl="3" w:tplc="0409000F" w:tentative="1">
+      <w:start w:val="1"/>
+      <w:numFmt w:val="decimal"/>
+      <w:lvlText w:val="%4."/>
+      <w:lvlJc w:val="left"/>
+      <w:pPr>
+        <w:ind w:left="2880" w:hanging="360"/>
+      </w:pPr>
+    </w:lvl>
+    <w:lvl w:ilvl="4" w:tplc="04090019" w:tentative="1">
+      <w:start w:val="1"/>
+      <w:numFmt w:val="lowerLetter"/>
+      <w:lvlText w:val="%5."/>
+      <w:lvlJc w:val="left"/>
+      <w:pPr>
+        <w:ind w:left="3600" w:hanging="360"/>
+      </w:pPr>
+    </w:lvl>
+    <w:lvl w:ilvl="5" w:tplc="0409001B" w:tentative="1">
+      <w:start w:val="1"/>
+      <w:numFmt w:val="lowerRoman"/>
+      <w:lvlText w:val="%6."/>
+      <w:lvlJc w:val="right"/>
+      <w:pPr>
+        <w:ind w:left="4320" w:hanging="180"/>
+      </w:pPr>
+    </w:lvl>
+    <w:lvl w:ilvl="6" w:tplc="0409000F" w:tentative="1">
+      <w:start w:val="1"/>
+      <w:numFmt w:val="decimal"/>
+      <w:lvlText w:val="%7."/>
+      <w:lvlJc w:val="left"/>
+      <w:pPr>
+        <w:ind w:left="5040" w:hanging="360"/>
+      </w:pPr>
+    </w:lvl>
+    <w:lvl w:ilvl="7" w:tplc="04090019" w:tentative="1">
+      <w:start w:val="1"/>
+      <w:numFmt w:val="lowerLetter"/>
+      <w:lvlText w:val="%8."/>
+      <w:lvlJc w:val="left"/>
+      <w:pPr>
+        <w:ind w:left="5760" w:hanging="360"/>
+      </w:pPr>
+    </w:lvl>
+    <w:lvl w:ilvl="8" w:tplc="0409001B" w:tentative="1">
+      <w:start w:val="1"/>
+      <w:numFmt w:val="lowerRoman"/>
+      <w:lvlText w:val="%9."/>
+      <w:lvlJc w:val="right"/>
+      <w:pPr>
+        <w:ind w:left="6480" w:hanging="180"/>
+      </w:pPr>
+    </w:lvl>
+  </w:abstractNum>
+  <w:abstractNum w:abstractNumId="3" w15:restartNumberingAfterBreak="0">
+    <w:nsid w:val="40C75EFD"/>
+    <w:multiLevelType w:val="hybridMultilevel"/>
+    <w:tmpl w:val="37D8CE58"/>
+    <w:lvl w:ilvl="0" w:tplc="0409000F">
+      <w:start w:val="1"/>
+      <w:numFmt w:val="decimal"/>
+      <w:lvlText w:val="%1."/>
+      <w:lvlJc w:val="left"/>
+      <w:pPr>
+        <w:ind w:left="720" w:hanging="360"/>
+      </w:pPr>
+      <w:rPr>
+        <w:rFonts w:hint="default"/>
+      </w:rPr>
+    </w:lvl>
+    <w:lvl w:ilvl="1" w:tplc="04090019">
+      <w:start w:val="1"/>
+      <w:numFmt w:val="lowerLetter"/>
+      <w:lvlText w:val="%2."/>
+      <w:lvlJc w:val="left"/>
+      <w:pPr>
+        <w:ind w:left="1440" w:hanging="360"/>
+      </w:pPr>
+    </w:lvl>
+    <w:lvl w:ilvl="2" w:tplc="0409001B" w:tentative="1">
+      <w:start w:val="1"/>
+      <w:numFmt w:val="lowerRoman"/>
+      <w:lvlText w:val="%3."/>
+      <w:lvlJc w:val="right"/>
+      <w:pPr>
+        <w:ind w:left="2160" w:hanging="180"/>
+      </w:pPr>
+    </w:lvl>
+    <w:lvl w:ilvl="3" w:tplc="0409000F" w:tentative="1">
+      <w:start w:val="1"/>
+      <w:numFmt w:val="decimal"/>
+      <w:lvlText w:val="%4."/>
+      <w:lvlJc w:val="left"/>
+      <w:pPr>
+        <w:ind w:left="2880" w:hanging="360"/>
+      </w:pPr>
+    </w:lvl>
+    <w:lvl w:ilvl="4" w:tplc="04090019" w:tentative="1">
+      <w:start w:val="1"/>
+      <w:numFmt w:val="lowerLetter"/>
+      <w:lvlText w:val="%5."/>
+      <w:lvlJc w:val="left"/>
+      <w:pPr>
+        <w:ind w:left="3600" w:hanging="360"/>
+      </w:pPr>
+    </w:lvl>
+    <w:lvl w:ilvl="5" w:tplc="0409001B" w:tentative="1">
+      <w:start w:val="1"/>
+      <w:numFmt w:val="lowerRoman"/>
+      <w:lvlText w:val="%6."/>
+      <w:lvlJc w:val="right"/>
+      <w:pPr>
+        <w:ind w:left="4320" w:hanging="180"/>
+      </w:pPr>
+    </w:lvl>
+    <w:lvl w:ilvl="6" w:tplc="0409000F" w:tentative="1">
+      <w:start w:val="1"/>
+      <w:numFmt w:val="decimal"/>
+      <w:lvlText w:val="%7."/>
+      <w:lvlJc w:val="left"/>
+      <w:pPr>
+        <w:ind w:left="5040" w:hanging="360"/>
+      </w:pPr>
+    </w:lvl>
+    <w:lvl w:ilvl="7" w:tplc="04090019" w:tentative="1">
+      <w:start w:val="1"/>
+      <w:numFmt w:val="lowerLetter"/>
+      <w:lvlText w:val="%8."/>
+      <w:lvlJc w:val="left"/>
+      <w:pPr>
+        <w:ind w:left="5760" w:hanging="360"/>
+      </w:pPr>
+    </w:lvl>
+    <w:lvl w:ilvl="8" w:tplc="0409001B" w:tentative="1">
+      <w:start w:val="1"/>
+      <w:numFmt w:val="lowerRoman"/>
+      <w:lvlText w:val="%9."/>
+      <w:lvlJc w:val="right"/>
+      <w:pPr>
+        <w:ind w:left="6480" w:hanging="180"/>
+      </w:pPr>
+    </w:lvl>
+  </w:abstractNum>
+  <w:abstractNum w:abstractNumId="4" w15:restartNumberingAfterBreak="0">
     <w:nsid w:val="7F412A1E"/>
     <w:multiLevelType w:val="hybridMultilevel"/>
     <w:tmpl w:val="87BE0408"/>
@@ -1775,10 +2535,19 @@
     </w:lvl>
   </w:abstractNum>
   <w:num w:numId="1" w16cid:durableId="1878351959">
-    <w:abstractNumId w:val="1"/>
+    <w:abstractNumId w:val="4"/>
   </w:num>
   <w:num w:numId="2" w16cid:durableId="846137101">
     <w:abstractNumId w:val="0"/>
+  </w:num>
+  <w:num w:numId="3" w16cid:durableId="659697895">
+    <w:abstractNumId w:val="1"/>
+  </w:num>
+  <w:num w:numId="4" w16cid:durableId="132410836">
+    <w:abstractNumId w:val="3"/>
+  </w:num>
+  <w:num w:numId="5" w16cid:durableId="1459224948">
+    <w:abstractNumId w:val="2"/>
   </w:num>
 </w:numbering>
 </file>
@@ -2386,7 +3155,6 @@
   <w:style w:type="character" w:default="1" w:styleId="DefaultParagraphFont">
     <w:name w:val="Default Paragraph Font"/>
     <w:uiPriority w:val="1"/>
-    <w:semiHidden/>
     <w:unhideWhenUsed/>
   </w:style>
   <w:style w:type="table" w:default="1" w:styleId="TableNormal">

--- a/ex4.docx
+++ b/ex4.docx
@@ -167,15 +167,7 @@
     </w:p>
     <w:p>
       <w:r>
-        <w:t>(cons-</w:t>
-      </w:r>
-      <w:proofErr w:type="spellStart"/>
-      <w:r>
-        <w:t>lzl</w:t>
-      </w:r>
-      <w:proofErr w:type="spellEnd"/>
-      <w:r>
-        <w:t xml:space="preserve"> </w:t>
+        <w:t xml:space="preserve">(cons-lzl </w:t>
       </w:r>
     </w:p>
     <w:p>
@@ -183,15 +175,7 @@
         <w:ind w:firstLine="720"/>
       </w:pPr>
       <w:r>
-        <w:t xml:space="preserve">(head </w:t>
-      </w:r>
-      <w:proofErr w:type="spellStart"/>
-      <w:r>
-        <w:t>lzl</w:t>
-      </w:r>
-      <w:proofErr w:type="spellEnd"/>
-      <w:r>
-        <w:t xml:space="preserve">) </w:t>
+        <w:t xml:space="preserve">(head lzl) </w:t>
       </w:r>
     </w:p>
     <w:p>
@@ -207,23 +191,7 @@
         <w:ind w:left="720" w:firstLine="720"/>
       </w:pPr>
       <w:r>
-        <w:t>(</w:t>
-      </w:r>
-      <w:proofErr w:type="spellStart"/>
-      <w:r>
-        <w:t>lzl</w:t>
-      </w:r>
-      <w:proofErr w:type="spellEnd"/>
-      <w:r>
-        <w:t xml:space="preserve">-filter p (tail </w:t>
-      </w:r>
-      <w:proofErr w:type="spellStart"/>
-      <w:r>
-        <w:t>lzl</w:t>
-      </w:r>
-      <w:proofErr w:type="spellEnd"/>
-      <w:r>
-        <w:t>))</w:t>
+        <w:t>(lzl-filter p (tail lzl))</w:t>
       </w:r>
     </w:p>
     <w:p>
@@ -319,15 +287,7 @@
         <w:t>as well</w:t>
       </w:r>
       <w:r>
-        <w:t>, meaning the (n+1)</w:t>
-      </w:r>
-      <w:proofErr w:type="spellStart"/>
-      <w:r>
-        <w:t>th</w:t>
-      </w:r>
-      <w:proofErr w:type="spellEnd"/>
-      <w:r>
-        <w:t xml:space="preserve"> head values</w:t>
+        <w:t>, meaning the (n+1)th head values</w:t>
       </w:r>
       <w:r>
         <w:t xml:space="preserve"> of the returned lazy-list</w:t>
@@ -891,21 +851,7 @@
         <w:rPr>
           <w:rFonts w:eastAsiaTheme="minorEastAsia"/>
         </w:rPr>
-        <w:t xml:space="preserve">which again we know is odd. So when `tail </w:t>
-      </w:r>
-      <w:proofErr w:type="spellStart"/>
-      <w:r>
-        <w:rPr>
-          <w:rFonts w:eastAsiaTheme="minorEastAsia"/>
-        </w:rPr>
-        <w:t>lzl</w:t>
-      </w:r>
-      <w:proofErr w:type="spellEnd"/>
-      <w:r>
-        <w:rPr>
-          <w:rFonts w:eastAsiaTheme="minorEastAsia"/>
-        </w:rPr>
-        <w:t xml:space="preserve">` is executed this value will not pass the predicate as it is not even. </w:t>
+        <w:t xml:space="preserve">which again we know is odd. So when `tail lzl` is executed this value will not pass the predicate as it is not even. </w:t>
       </w:r>
     </w:p>
     <w:p>
@@ -1102,15 +1048,7 @@
     </w:p>
     <w:p>
       <w:r>
-        <w:t>The (n+1)</w:t>
-      </w:r>
-      <w:proofErr w:type="spellStart"/>
-      <w:r>
-        <w:t>th</w:t>
-      </w:r>
-      <w:proofErr w:type="spellEnd"/>
-      <w:r>
-        <w:t xml:space="preserve"> values are equal in both lazy-lists</w:t>
+        <w:t>The (n+1)th values are equal in both lazy-lists</w:t>
       </w:r>
       <w:r>
         <w:t>, we proved the induction.</w:t>
@@ -1129,13 +1067,8 @@
       </w:r>
     </w:p>
     <w:p>
-      <w:proofErr w:type="spellStart"/>
-      <w:r>
-        <w:t>Lets</w:t>
-      </w:r>
-      <w:proofErr w:type="spellEnd"/>
-      <w:r>
-        <w:t xml:space="preserve"> say F is a function and F$ is the </w:t>
+      <w:r>
+        <w:t xml:space="preserve">Lets say F is a function and F$ is the </w:t>
       </w:r>
       <w:r>
         <w:t>Success-Fail Continuation version</w:t>
@@ -1151,13 +1084,8 @@
     </w:p>
     <w:p>
       <w:r>
-        <w:t xml:space="preserve">F: T1 -&gt; T2 | </w:t>
-      </w:r>
-      <w:proofErr w:type="spellStart"/>
-      <w:r>
-        <w:t>T_fail</w:t>
-      </w:r>
-      <w:proofErr w:type="spellEnd"/>
+        <w:t>F: T1 -&gt; T2 | T_fail</w:t>
+      </w:r>
     </w:p>
     <w:p>
       <w:r>
@@ -1171,26 +1099,10 @@
     </w:p>
     <w:p>
       <w:r>
-        <w:t xml:space="preserve">And for every input of type T1 </w:t>
-      </w:r>
-      <w:proofErr w:type="spellStart"/>
-      <w:r>
-        <w:t>lets</w:t>
-      </w:r>
-      <w:proofErr w:type="spellEnd"/>
-      <w:r>
-        <w:t xml:space="preserve"> call it X and any functions for success or failure, if F succeeded and returned value v, meaning F(X) =v then F$</w:t>
-      </w:r>
-      <w:r>
-        <w:t>(</w:t>
-      </w:r>
-      <w:proofErr w:type="spellStart"/>
-      <w:r>
-        <w:t>X,success,failure</w:t>
-      </w:r>
-      <w:proofErr w:type="spellEnd"/>
-      <w:r>
-        <w:t>)</w:t>
+        <w:t>And for every input of type T1 lets call it X and any functions for success or failure, if F succeeded and returned value v, meaning F(X) =v then F$</w:t>
+      </w:r>
+      <w:r>
+        <w:t>(X,success,failure)</w:t>
       </w:r>
       <w:r>
         <w:t xml:space="preserve"> must return </w:t>
@@ -1201,23 +1113,7 @@
     </w:p>
     <w:p>
       <w:r>
-        <w:t xml:space="preserve">If F fails on the input X, meaning F(X) = &lt;fail&gt; where &lt;fail&gt; is a value of </w:t>
-      </w:r>
-      <w:proofErr w:type="spellStart"/>
-      <w:r>
-        <w:t>T_fail</w:t>
-      </w:r>
-      <w:proofErr w:type="spellEnd"/>
-      <w:r>
-        <w:t xml:space="preserve"> (like `fail), then F$(</w:t>
-      </w:r>
-      <w:proofErr w:type="spellStart"/>
-      <w:r>
-        <w:t>X,success,failure</w:t>
-      </w:r>
-      <w:proofErr w:type="spellEnd"/>
-      <w:r>
-        <w:t>) must return failure().</w:t>
+        <w:t>If F fails on the input X, meaning F(X) = &lt;fail&gt; where &lt;fail&gt; is a value of T_fail (like `fail), then F$(X,success,failure) must return failure().</w:t>
       </w:r>
     </w:p>
     <w:p/>
@@ -1450,15 +1346,7 @@
         </w:numPr>
       </w:pPr>
       <w:r>
-        <w:t>the rest of the list (</w:t>
-      </w:r>
-      <w:proofErr w:type="spellStart"/>
-      <w:r>
-        <w:t>cdr</w:t>
-      </w:r>
-      <w:proofErr w:type="spellEnd"/>
-      <w:r>
-        <w:t>)</w:t>
+        <w:t>the rest of the list (cdr)</w:t>
       </w:r>
     </w:p>
     <w:p>
@@ -1494,15 +1382,7 @@
         </w:numPr>
       </w:pPr>
       <w:r>
-        <w:t>the rest of the list (</w:t>
-      </w:r>
-      <w:proofErr w:type="spellStart"/>
-      <w:r>
-        <w:t>cdr</w:t>
-      </w:r>
-      <w:proofErr w:type="spellEnd"/>
-      <w:r>
-        <w:t>)</w:t>
+        <w:t>the rest of the list (cdr)</w:t>
       </w:r>
     </w:p>
     <w:p>
@@ -1552,15 +1432,7 @@
     </w:p>
     <w:p>
       <w:r>
-        <w:t>In case 3 both functions will continue on the rest of list (</w:t>
-      </w:r>
-      <w:proofErr w:type="spellStart"/>
-      <w:r>
-        <w:t>cdr</w:t>
-      </w:r>
-      <w:proofErr w:type="spellEnd"/>
-      <w:r>
-        <w:t>), but will eventually both stop on case 1 or 2 (</w:t>
+        <w:t>In case 3 both functions will continue on the rest of list (cdr), but will eventually both stop on case 1 or 2 (</w:t>
       </w:r>
       <w:r>
         <w:t>assuming the list is of finite length</w:t>
@@ -1628,10 +1500,7 @@
         </w:numPr>
       </w:pPr>
       <w:r>
-        <w:t xml:space="preserve">Start: </w:t>
-      </w:r>
-      <w:r>
-        <w:t>[</w:t>
+        <w:t>Start: [</w:t>
       </w:r>
       <w:r>
         <w:t>t(s(s), G, s, p, t(K), s)</w:t>
@@ -1703,16 +1572,7 @@
         <w:t>[</w:t>
       </w:r>
       <w:r>
-        <w:t>s(s) = s(G),</w:t>
-      </w:r>
-      <w:r>
-        <w:t xml:space="preserve"> </w:t>
-      </w:r>
-      <w:r>
-        <w:t>s = U</w:t>
-      </w:r>
-      <w:r>
-        <w:t>], {}</w:t>
+        <w:t>s(s) = s(G), s = U], {}</w:t>
       </w:r>
     </w:p>
     <w:p>
@@ -1724,13 +1584,7 @@
         </w:numPr>
       </w:pPr>
       <w:r>
-        <w:t>Take equation “</w:t>
-      </w:r>
-      <w:r>
-        <w:t>s(s) = s(G)</w:t>
-      </w:r>
-      <w:r>
-        <w:t>”, do the same as in step 1.</w:t>
+        <w:t>Take equation “s(s) = s(G)”, do the same as in step 1.</w:t>
       </w:r>
     </w:p>
     <w:p>
@@ -1795,45 +1649,13 @@
         <w:t>Start: [</w:t>
       </w:r>
       <w:r>
-        <w:t>g(</w:t>
-      </w:r>
-      <w:proofErr w:type="spellStart"/>
-      <w:r>
-        <w:t>l,M,g,G,U,g,v</w:t>
-      </w:r>
-      <w:proofErr w:type="spellEnd"/>
-      <w:r>
-        <w:t>(M))</w:t>
+        <w:t>g(l,M,g,G,U,g,v(M))</w:t>
       </w:r>
       <w:r>
         <w:t xml:space="preserve"> = </w:t>
       </w:r>
       <w:r>
-        <w:t>g(</w:t>
-      </w:r>
-      <w:proofErr w:type="spellStart"/>
-      <w:r>
-        <w:t>l,v</w:t>
-      </w:r>
-      <w:proofErr w:type="spellEnd"/>
-      <w:r>
-        <w:t>(U),</w:t>
-      </w:r>
-      <w:proofErr w:type="spellStart"/>
-      <w:r>
-        <w:t>g,v</w:t>
-      </w:r>
-      <w:proofErr w:type="spellEnd"/>
-      <w:r>
-        <w:t>(M),v(G),</w:t>
-      </w:r>
-      <w:proofErr w:type="spellStart"/>
-      <w:r>
-        <w:t>g,v</w:t>
-      </w:r>
-      <w:proofErr w:type="spellEnd"/>
-      <w:r>
-        <w:t>(M))</w:t>
+        <w:t>g(l,v(U),g,v(M),v(G),g,v(M))</w:t>
       </w:r>
       <w:r>
         <w:t>], {}</w:t>
@@ -1884,19 +1706,7 @@
         </w:numPr>
       </w:pPr>
       <w:r>
-        <w:t>[</w:t>
-      </w:r>
-      <w:r>
-        <w:t>M = v(U),</w:t>
-      </w:r>
-      <w:r>
-        <w:t xml:space="preserve"> </w:t>
-      </w:r>
-      <w:r>
-        <w:t>G = v(M), U = v(G)</w:t>
-      </w:r>
-      <w:r>
-        <w:t>], {}</w:t>
+        <w:t>[M = v(U), G = v(M), U = v(G)], {}</w:t>
       </w:r>
     </w:p>
     <w:p>
@@ -1920,16 +1730,7 @@
         </w:numPr>
       </w:pPr>
       <w:r>
-        <w:t>[</w:t>
-      </w:r>
-      <w:r>
-        <w:t>G = v(M), U = v(G)], {</w:t>
-      </w:r>
-      <w:r>
-        <w:t>M = v(U)</w:t>
-      </w:r>
-      <w:r>
-        <w:t>}</w:t>
+        <w:t>[G = v(M), U = v(G)], {M = v(U)}</w:t>
       </w:r>
     </w:p>
     <w:p>
@@ -1956,34 +1757,19 @@
         </w:numPr>
       </w:pPr>
       <w:r>
-        <w:t>{M = v(U)}</w:t>
-      </w:r>
-      <w:r>
-        <w:t xml:space="preserve"> o {</w:t>
+        <w:t>{M = v(U)} o {</w:t>
       </w:r>
       <w:r>
         <w:t xml:space="preserve"> </w:t>
       </w:r>
       <w:r>
-        <w:t>G = v(M)</w:t>
-      </w:r>
-      <w:r>
-        <w:t>} = {</w:t>
+        <w:t>G = v(M)} = {</w:t>
       </w:r>
       <w:r>
         <w:t xml:space="preserve"> </w:t>
       </w:r>
       <w:r>
-        <w:t>M = v(U)</w:t>
-      </w:r>
-      <w:r>
-        <w:t xml:space="preserve">, </w:t>
-      </w:r>
-      <w:r>
-        <w:t>G = v(v(U))</w:t>
-      </w:r>
-      <w:r>
-        <w:t>}</w:t>
+        <w:t>M = v(U), G = v(v(U))}</w:t>
       </w:r>
     </w:p>
     <w:p>
@@ -1996,10 +1782,7 @@
       </w:pPr>
       <w:r>
         <w:lastRenderedPageBreak/>
-        <w:t xml:space="preserve">[U = v(G)], </w:t>
-      </w:r>
-      <w:r>
-        <w:t>{M = v(U), G = v(v(U))}</w:t>
+        <w:t>[U = v(G)], {M = v(U), G = v(v(U))}</w:t>
       </w:r>
     </w:p>
     <w:p>
@@ -2011,13 +1794,7 @@
         </w:numPr>
       </w:pPr>
       <w:r>
-        <w:t>{</w:t>
-      </w:r>
-      <w:r>
-        <w:t>M = v(U), G = v(v(U))}</w:t>
-      </w:r>
-      <w:r>
-        <w:t xml:space="preserve"> o {U=v(G)} = {M = v(v(G)), G = v(v(v(G)))}</w:t>
+        <w:t>{M = v(U), G = v(v(U))} o {U=v(G)} = {M = v(v(G)), G = v(v(v(G)))}</w:t>
       </w:r>
     </w:p>
     <w:p>
@@ -2073,10 +1850,210 @@
         </w:numPr>
       </w:pPr>
       <w:r>
-        <w:t>While both sides have the same amount of arguments and the variables are the same, m and n are different predicts, so this fails.</w:t>
-      </w:r>
-    </w:p>
-    <w:p/>
+        <w:t>While both sides have the same amount of arguments and the variables are the same,</w:t>
+      </w:r>
+      <w:r>
+        <w:t xml:space="preserve"> but</w:t>
+      </w:r>
+      <w:r>
+        <w:t xml:space="preserve"> m and n are different predicts, so this fails.</w:t>
+      </w:r>
+    </w:p>
+    <w:p>
+      <w:pPr>
+        <w:pStyle w:val="Heading2"/>
+      </w:pPr>
+      <w:r>
+        <w:t>Question 3.1.4</w:t>
+      </w:r>
+    </w:p>
+    <w:p>
+      <w:pPr>
+        <w:pStyle w:val="ListParagraph"/>
+        <w:numPr>
+          <w:ilvl w:val="0"/>
+          <w:numId w:val="6"/>
+        </w:numPr>
+      </w:pPr>
+      <w:r>
+        <w:t>Start: [</w:t>
+      </w:r>
+      <w:r>
+        <w:t>p([v | [V | VV]])</w:t>
+      </w:r>
+      <w:r>
+        <w:t xml:space="preserve"> = </w:t>
+      </w:r>
+      <w:r>
+        <w:t>p([[v | V] | VV])</w:t>
+      </w:r>
+      <w:r>
+        <w:t>], {}</w:t>
+      </w:r>
+    </w:p>
+    <w:p>
+      <w:pPr>
+        <w:pStyle w:val="ListParagraph"/>
+        <w:numPr>
+          <w:ilvl w:val="1"/>
+          <w:numId w:val="6"/>
+        </w:numPr>
+      </w:pPr>
+      <w:r>
+        <w:t>Both side have one argument and the same predict</w:t>
+      </w:r>
+      <w:r>
+        <w:t xml:space="preserve"> -&gt; break to a smaller equation</w:t>
+      </w:r>
+    </w:p>
+    <w:p>
+      <w:pPr>
+        <w:pStyle w:val="ListParagraph"/>
+        <w:numPr>
+          <w:ilvl w:val="0"/>
+          <w:numId w:val="6"/>
+        </w:numPr>
+      </w:pPr>
+      <w:r>
+        <w:rPr>
+          <w:b/>
+          <w:bCs/>
+          <w:color w:val="196B24" w:themeColor="accent3"/>
+        </w:rPr>
+        <w:t>[</w:t>
+      </w:r>
+      <w:r>
+        <w:rPr>
+          <w:b/>
+          <w:bCs/>
+        </w:rPr>
+        <w:t xml:space="preserve"> </w:t>
+      </w:r>
+      <w:r>
+        <w:t xml:space="preserve">v | [V | VV] = [v | V] | VV </w:t>
+      </w:r>
+      <w:r>
+        <w:rPr>
+          <w:b/>
+          <w:bCs/>
+          <w:color w:val="196B24" w:themeColor="accent3"/>
+        </w:rPr>
+        <w:t>]</w:t>
+      </w:r>
+      <w:r>
+        <w:t>, {}</w:t>
+      </w:r>
+    </w:p>
+    <w:p>
+      <w:pPr>
+        <w:pStyle w:val="ListParagraph"/>
+        <w:numPr>
+          <w:ilvl w:val="1"/>
+          <w:numId w:val="6"/>
+        </w:numPr>
+      </w:pPr>
+      <w:r>
+        <w:t>Both represent &lt;first item in list, rest of items in list&gt;, so we will compare first=first’ and rest=rest’.</w:t>
+      </w:r>
+    </w:p>
+    <w:p>
+      <w:pPr>
+        <w:pStyle w:val="ListParagraph"/>
+        <w:numPr>
+          <w:ilvl w:val="0"/>
+          <w:numId w:val="6"/>
+        </w:numPr>
+      </w:pPr>
+      <w:r>
+        <w:t xml:space="preserve">[ v = </w:t>
+      </w:r>
+      <w:r>
+        <w:t>[v | V]</w:t>
+      </w:r>
+      <w:r>
+        <w:t xml:space="preserve">, </w:t>
+      </w:r>
+      <w:r>
+        <w:t>[V | VV]</w:t>
+      </w:r>
+      <w:r>
+        <w:t xml:space="preserve"> = </w:t>
+      </w:r>
+      <w:r>
+        <w:t>VV</w:t>
+      </w:r>
+      <w:r>
+        <w:t>], {}</w:t>
+      </w:r>
+    </w:p>
+    <w:p>
+      <w:pPr>
+        <w:pStyle w:val="ListParagraph"/>
+        <w:numPr>
+          <w:ilvl w:val="1"/>
+          <w:numId w:val="6"/>
+        </w:numPr>
+      </w:pPr>
+      <w:r>
+        <w:t>ERROR, we get that VV are is defined by itself in the list, which is not allowed. So this results in failure.</w:t>
+      </w:r>
+    </w:p>
+    <w:p>
+      <w:pPr>
+        <w:pStyle w:val="Heading2"/>
+      </w:pPr>
+      <w:r>
+        <w:t>Question 3.1.5</w:t>
+      </w:r>
+    </w:p>
+    <w:p>
+      <w:pPr>
+        <w:pStyle w:val="ListParagraph"/>
+        <w:numPr>
+          <w:ilvl w:val="0"/>
+          <w:numId w:val="7"/>
+        </w:numPr>
+      </w:pPr>
+      <w:r>
+        <w:t>Start: [ g([T]) = g(T)], {}</w:t>
+      </w:r>
+    </w:p>
+    <w:p>
+      <w:pPr>
+        <w:pStyle w:val="ListParagraph"/>
+        <w:numPr>
+          <w:ilvl w:val="1"/>
+          <w:numId w:val="7"/>
+        </w:numPr>
+      </w:pPr>
+      <w:r>
+        <w:t>Same predict, one item -&gt; break to smaller equation</w:t>
+      </w:r>
+    </w:p>
+    <w:p>
+      <w:pPr>
+        <w:pStyle w:val="ListParagraph"/>
+        <w:numPr>
+          <w:ilvl w:val="0"/>
+          <w:numId w:val="7"/>
+        </w:numPr>
+      </w:pPr>
+      <w:r>
+        <w:t>[ [T] = T], {}</w:t>
+      </w:r>
+    </w:p>
+    <w:p>
+      <w:pPr>
+        <w:pStyle w:val="ListParagraph"/>
+        <w:numPr>
+          <w:ilvl w:val="1"/>
+          <w:numId w:val="7"/>
+        </w:numPr>
+      </w:pPr>
+      <w:r>
+        <w:t>ERROR, T is defined by list of T, which is not allowed, so this results in failure.</w:t>
+      </w:r>
+    </w:p>
     <w:sectPr>
       <w:pgSz w:w="12240" w:h="15840"/>
       <w:pgMar w:top="1440" w:right="1440" w:bottom="1440" w:left="1440" w:header="720" w:footer="720" w:gutter="0"/>
@@ -2357,6 +2334,95 @@
     </w:lvl>
   </w:abstractNum>
   <w:abstractNum w:abstractNumId="3" w15:restartNumberingAfterBreak="0">
+    <w:nsid w:val="1DD22FB8"/>
+    <w:multiLevelType w:val="hybridMultilevel"/>
+    <w:tmpl w:val="01A688F0"/>
+    <w:lvl w:ilvl="0" w:tplc="0409000F">
+      <w:start w:val="1"/>
+      <w:numFmt w:val="decimal"/>
+      <w:lvlText w:val="%1."/>
+      <w:lvlJc w:val="left"/>
+      <w:pPr>
+        <w:ind w:left="720" w:hanging="360"/>
+      </w:pPr>
+      <w:rPr>
+        <w:rFonts w:hint="default"/>
+      </w:rPr>
+    </w:lvl>
+    <w:lvl w:ilvl="1" w:tplc="04090019">
+      <w:start w:val="1"/>
+      <w:numFmt w:val="lowerLetter"/>
+      <w:lvlText w:val="%2."/>
+      <w:lvlJc w:val="left"/>
+      <w:pPr>
+        <w:ind w:left="1440" w:hanging="360"/>
+      </w:pPr>
+    </w:lvl>
+    <w:lvl w:ilvl="2" w:tplc="0409001B" w:tentative="1">
+      <w:start w:val="1"/>
+      <w:numFmt w:val="lowerRoman"/>
+      <w:lvlText w:val="%3."/>
+      <w:lvlJc w:val="right"/>
+      <w:pPr>
+        <w:ind w:left="2160" w:hanging="180"/>
+      </w:pPr>
+    </w:lvl>
+    <w:lvl w:ilvl="3" w:tplc="0409000F" w:tentative="1">
+      <w:start w:val="1"/>
+      <w:numFmt w:val="decimal"/>
+      <w:lvlText w:val="%4."/>
+      <w:lvlJc w:val="left"/>
+      <w:pPr>
+        <w:ind w:left="2880" w:hanging="360"/>
+      </w:pPr>
+    </w:lvl>
+    <w:lvl w:ilvl="4" w:tplc="04090019" w:tentative="1">
+      <w:start w:val="1"/>
+      <w:numFmt w:val="lowerLetter"/>
+      <w:lvlText w:val="%5."/>
+      <w:lvlJc w:val="left"/>
+      <w:pPr>
+        <w:ind w:left="3600" w:hanging="360"/>
+      </w:pPr>
+    </w:lvl>
+    <w:lvl w:ilvl="5" w:tplc="0409001B" w:tentative="1">
+      <w:start w:val="1"/>
+      <w:numFmt w:val="lowerRoman"/>
+      <w:lvlText w:val="%6."/>
+      <w:lvlJc w:val="right"/>
+      <w:pPr>
+        <w:ind w:left="4320" w:hanging="180"/>
+      </w:pPr>
+    </w:lvl>
+    <w:lvl w:ilvl="6" w:tplc="0409000F" w:tentative="1">
+      <w:start w:val="1"/>
+      <w:numFmt w:val="decimal"/>
+      <w:lvlText w:val="%7."/>
+      <w:lvlJc w:val="left"/>
+      <w:pPr>
+        <w:ind w:left="5040" w:hanging="360"/>
+      </w:pPr>
+    </w:lvl>
+    <w:lvl w:ilvl="7" w:tplc="04090019" w:tentative="1">
+      <w:start w:val="1"/>
+      <w:numFmt w:val="lowerLetter"/>
+      <w:lvlText w:val="%8."/>
+      <w:lvlJc w:val="left"/>
+      <w:pPr>
+        <w:ind w:left="5760" w:hanging="360"/>
+      </w:pPr>
+    </w:lvl>
+    <w:lvl w:ilvl="8" w:tplc="0409001B" w:tentative="1">
+      <w:start w:val="1"/>
+      <w:numFmt w:val="lowerRoman"/>
+      <w:lvlText w:val="%9."/>
+      <w:lvlJc w:val="right"/>
+      <w:pPr>
+        <w:ind w:left="6480" w:hanging="180"/>
+      </w:pPr>
+    </w:lvl>
+  </w:abstractNum>
+  <w:abstractNum w:abstractNumId="4" w15:restartNumberingAfterBreak="0">
     <w:nsid w:val="40C75EFD"/>
     <w:multiLevelType w:val="hybridMultilevel"/>
     <w:tmpl w:val="37D8CE58"/>
@@ -2445,7 +2511,96 @@
       </w:pPr>
     </w:lvl>
   </w:abstractNum>
-  <w:abstractNum w:abstractNumId="4" w15:restartNumberingAfterBreak="0">
+  <w:abstractNum w:abstractNumId="5" w15:restartNumberingAfterBreak="0">
+    <w:nsid w:val="70EA06B2"/>
+    <w:multiLevelType w:val="hybridMultilevel"/>
+    <w:tmpl w:val="B6C6423C"/>
+    <w:lvl w:ilvl="0" w:tplc="0409000F">
+      <w:start w:val="1"/>
+      <w:numFmt w:val="decimal"/>
+      <w:lvlText w:val="%1."/>
+      <w:lvlJc w:val="left"/>
+      <w:pPr>
+        <w:ind w:left="720" w:hanging="360"/>
+      </w:pPr>
+      <w:rPr>
+        <w:rFonts w:hint="default"/>
+      </w:rPr>
+    </w:lvl>
+    <w:lvl w:ilvl="1" w:tplc="04090019">
+      <w:start w:val="1"/>
+      <w:numFmt w:val="lowerLetter"/>
+      <w:lvlText w:val="%2."/>
+      <w:lvlJc w:val="left"/>
+      <w:pPr>
+        <w:ind w:left="1440" w:hanging="360"/>
+      </w:pPr>
+    </w:lvl>
+    <w:lvl w:ilvl="2" w:tplc="0409001B" w:tentative="1">
+      <w:start w:val="1"/>
+      <w:numFmt w:val="lowerRoman"/>
+      <w:lvlText w:val="%3."/>
+      <w:lvlJc w:val="right"/>
+      <w:pPr>
+        <w:ind w:left="2160" w:hanging="180"/>
+      </w:pPr>
+    </w:lvl>
+    <w:lvl w:ilvl="3" w:tplc="0409000F" w:tentative="1">
+      <w:start w:val="1"/>
+      <w:numFmt w:val="decimal"/>
+      <w:lvlText w:val="%4."/>
+      <w:lvlJc w:val="left"/>
+      <w:pPr>
+        <w:ind w:left="2880" w:hanging="360"/>
+      </w:pPr>
+    </w:lvl>
+    <w:lvl w:ilvl="4" w:tplc="04090019" w:tentative="1">
+      <w:start w:val="1"/>
+      <w:numFmt w:val="lowerLetter"/>
+      <w:lvlText w:val="%5."/>
+      <w:lvlJc w:val="left"/>
+      <w:pPr>
+        <w:ind w:left="3600" w:hanging="360"/>
+      </w:pPr>
+    </w:lvl>
+    <w:lvl w:ilvl="5" w:tplc="0409001B" w:tentative="1">
+      <w:start w:val="1"/>
+      <w:numFmt w:val="lowerRoman"/>
+      <w:lvlText w:val="%6."/>
+      <w:lvlJc w:val="right"/>
+      <w:pPr>
+        <w:ind w:left="4320" w:hanging="180"/>
+      </w:pPr>
+    </w:lvl>
+    <w:lvl w:ilvl="6" w:tplc="0409000F" w:tentative="1">
+      <w:start w:val="1"/>
+      <w:numFmt w:val="decimal"/>
+      <w:lvlText w:val="%7."/>
+      <w:lvlJc w:val="left"/>
+      <w:pPr>
+        <w:ind w:left="5040" w:hanging="360"/>
+      </w:pPr>
+    </w:lvl>
+    <w:lvl w:ilvl="7" w:tplc="04090019" w:tentative="1">
+      <w:start w:val="1"/>
+      <w:numFmt w:val="lowerLetter"/>
+      <w:lvlText w:val="%8."/>
+      <w:lvlJc w:val="left"/>
+      <w:pPr>
+        <w:ind w:left="5760" w:hanging="360"/>
+      </w:pPr>
+    </w:lvl>
+    <w:lvl w:ilvl="8" w:tplc="0409001B" w:tentative="1">
+      <w:start w:val="1"/>
+      <w:numFmt w:val="lowerRoman"/>
+      <w:lvlText w:val="%9."/>
+      <w:lvlJc w:val="right"/>
+      <w:pPr>
+        <w:ind w:left="6480" w:hanging="180"/>
+      </w:pPr>
+    </w:lvl>
+  </w:abstractNum>
+  <w:abstractNum w:abstractNumId="6" w15:restartNumberingAfterBreak="0">
     <w:nsid w:val="7F412A1E"/>
     <w:multiLevelType w:val="hybridMultilevel"/>
     <w:tmpl w:val="87BE0408"/>
@@ -2535,7 +2690,7 @@
     </w:lvl>
   </w:abstractNum>
   <w:num w:numId="1" w16cid:durableId="1878351959">
-    <w:abstractNumId w:val="4"/>
+    <w:abstractNumId w:val="6"/>
   </w:num>
   <w:num w:numId="2" w16cid:durableId="846137101">
     <w:abstractNumId w:val="0"/>
@@ -2544,10 +2699,16 @@
     <w:abstractNumId w:val="1"/>
   </w:num>
   <w:num w:numId="4" w16cid:durableId="132410836">
-    <w:abstractNumId w:val="3"/>
+    <w:abstractNumId w:val="4"/>
   </w:num>
   <w:num w:numId="5" w16cid:durableId="1459224948">
     <w:abstractNumId w:val="2"/>
+  </w:num>
+  <w:num w:numId="6" w16cid:durableId="1999651339">
+    <w:abstractNumId w:val="5"/>
+  </w:num>
+  <w:num w:numId="7" w16cid:durableId="108593298">
+    <w:abstractNumId w:val="3"/>
   </w:num>
 </w:numbering>
 </file>
@@ -3155,6 +3316,7 @@
   <w:style w:type="character" w:default="1" w:styleId="DefaultParagraphFont">
     <w:name w:val="Default Paragraph Font"/>
     <w:uiPriority w:val="1"/>
+    <w:semiHidden/>
     <w:unhideWhenUsed/>
   </w:style>
   <w:style w:type="table" w:default="1" w:styleId="TableNormal">

--- a/ex4.docx
+++ b/ex4.docx
@@ -167,7 +167,15 @@
     </w:p>
     <w:p>
       <w:r>
-        <w:t xml:space="preserve">(cons-lzl </w:t>
+        <w:t>(cons-</w:t>
+      </w:r>
+      <w:proofErr w:type="spellStart"/>
+      <w:r>
+        <w:t>lzl</w:t>
+      </w:r>
+      <w:proofErr w:type="spellEnd"/>
+      <w:r>
+        <w:t xml:space="preserve"> </w:t>
       </w:r>
     </w:p>
     <w:p>
@@ -175,7 +183,15 @@
         <w:ind w:firstLine="720"/>
       </w:pPr>
       <w:r>
-        <w:t xml:space="preserve">(head lzl) </w:t>
+        <w:t xml:space="preserve">(head </w:t>
+      </w:r>
+      <w:proofErr w:type="spellStart"/>
+      <w:r>
+        <w:t>lzl</w:t>
+      </w:r>
+      <w:proofErr w:type="spellEnd"/>
+      <w:r>
+        <w:t xml:space="preserve">) </w:t>
       </w:r>
     </w:p>
     <w:p>
@@ -191,7 +207,23 @@
         <w:ind w:left="720" w:firstLine="720"/>
       </w:pPr>
       <w:r>
-        <w:t>(lzl-filter p (tail lzl))</w:t>
+        <w:t>(</w:t>
+      </w:r>
+      <w:proofErr w:type="spellStart"/>
+      <w:r>
+        <w:t>lzl</w:t>
+      </w:r>
+      <w:proofErr w:type="spellEnd"/>
+      <w:r>
+        <w:t xml:space="preserve">-filter p (tail </w:t>
+      </w:r>
+      <w:proofErr w:type="spellStart"/>
+      <w:r>
+        <w:t>lzl</w:t>
+      </w:r>
+      <w:proofErr w:type="spellEnd"/>
+      <w:r>
+        <w:t>))</w:t>
       </w:r>
     </w:p>
     <w:p>
@@ -287,7 +319,15 @@
         <w:t>as well</w:t>
       </w:r>
       <w:r>
-        <w:t>, meaning the (n+1)th head values</w:t>
+        <w:t>, meaning the (n+1)</w:t>
+      </w:r>
+      <w:proofErr w:type="spellStart"/>
+      <w:r>
+        <w:t>th</w:t>
+      </w:r>
+      <w:proofErr w:type="spellEnd"/>
+      <w:r>
+        <w:t xml:space="preserve"> head values</w:t>
       </w:r>
       <w:r>
         <w:t xml:space="preserve"> of the returned lazy-list</w:t>
@@ -851,7 +891,21 @@
         <w:rPr>
           <w:rFonts w:eastAsiaTheme="minorEastAsia"/>
         </w:rPr>
-        <w:t xml:space="preserve">which again we know is odd. So when `tail lzl` is executed this value will not pass the predicate as it is not even. </w:t>
+        <w:t xml:space="preserve">which again we know is odd. So when `tail </w:t>
+      </w:r>
+      <w:proofErr w:type="spellStart"/>
+      <w:r>
+        <w:rPr>
+          <w:rFonts w:eastAsiaTheme="minorEastAsia"/>
+        </w:rPr>
+        <w:t>lzl</w:t>
+      </w:r>
+      <w:proofErr w:type="spellEnd"/>
+      <w:r>
+        <w:rPr>
+          <w:rFonts w:eastAsiaTheme="minorEastAsia"/>
+        </w:rPr>
+        <w:t xml:space="preserve">` is executed this value will not pass the predicate as it is not even. </w:t>
       </w:r>
     </w:p>
     <w:p>
@@ -1048,7 +1102,15 @@
     </w:p>
     <w:p>
       <w:r>
-        <w:t>The (n+1)th values are equal in both lazy-lists</w:t>
+        <w:t>The (n+1)</w:t>
+      </w:r>
+      <w:proofErr w:type="spellStart"/>
+      <w:r>
+        <w:t>th</w:t>
+      </w:r>
+      <w:proofErr w:type="spellEnd"/>
+      <w:r>
+        <w:t xml:space="preserve"> values are equal in both lazy-lists</w:t>
       </w:r>
       <w:r>
         <w:t>, we proved the induction.</w:t>
@@ -1067,8 +1129,13 @@
       </w:r>
     </w:p>
     <w:p>
-      <w:r>
-        <w:t xml:space="preserve">Lets say F is a function and F$ is the </w:t>
+      <w:proofErr w:type="spellStart"/>
+      <w:r>
+        <w:t>Lets</w:t>
+      </w:r>
+      <w:proofErr w:type="spellEnd"/>
+      <w:r>
+        <w:t xml:space="preserve"> say F is a function and F$ is the </w:t>
       </w:r>
       <w:r>
         <w:t>Success-Fail Continuation version</w:t>
@@ -1084,8 +1151,13 @@
     </w:p>
     <w:p>
       <w:r>
-        <w:t>F: T1 -&gt; T2 | T_fail</w:t>
-      </w:r>
+        <w:t xml:space="preserve">F: T1 -&gt; T2 | </w:t>
+      </w:r>
+      <w:proofErr w:type="spellStart"/>
+      <w:r>
+        <w:t>T_fail</w:t>
+      </w:r>
+      <w:proofErr w:type="spellEnd"/>
     </w:p>
     <w:p>
       <w:r>
@@ -1099,10 +1171,26 @@
     </w:p>
     <w:p>
       <w:r>
-        <w:t>And for every input of type T1 lets call it X and any functions for success or failure, if F succeeded and returned value v, meaning F(X) =v then F$</w:t>
-      </w:r>
-      <w:r>
-        <w:t>(X,success,failure)</w:t>
+        <w:t xml:space="preserve">And for every input of type T1 </w:t>
+      </w:r>
+      <w:proofErr w:type="spellStart"/>
+      <w:r>
+        <w:t>lets</w:t>
+      </w:r>
+      <w:proofErr w:type="spellEnd"/>
+      <w:r>
+        <w:t xml:space="preserve"> call it X and any functions for success or failure, if F succeeded and returned value v, meaning F(X) =v then F$</w:t>
+      </w:r>
+      <w:r>
+        <w:t>(</w:t>
+      </w:r>
+      <w:proofErr w:type="spellStart"/>
+      <w:r>
+        <w:t>X,success,failure</w:t>
+      </w:r>
+      <w:proofErr w:type="spellEnd"/>
+      <w:r>
+        <w:t>)</w:t>
       </w:r>
       <w:r>
         <w:t xml:space="preserve"> must return </w:t>
@@ -1113,7 +1201,23 @@
     </w:p>
     <w:p>
       <w:r>
-        <w:t>If F fails on the input X, meaning F(X) = &lt;fail&gt; where &lt;fail&gt; is a value of T_fail (like `fail), then F$(X,success,failure) must return failure().</w:t>
+        <w:t xml:space="preserve">If F fails on the input X, meaning F(X) = &lt;fail&gt; where &lt;fail&gt; is a value of </w:t>
+      </w:r>
+      <w:proofErr w:type="spellStart"/>
+      <w:r>
+        <w:t>T_fail</w:t>
+      </w:r>
+      <w:proofErr w:type="spellEnd"/>
+      <w:r>
+        <w:t xml:space="preserve"> (like `fail), then F$(</w:t>
+      </w:r>
+      <w:proofErr w:type="spellStart"/>
+      <w:r>
+        <w:t>X,success,failure</w:t>
+      </w:r>
+      <w:proofErr w:type="spellEnd"/>
+      <w:r>
+        <w:t>) must return failure().</w:t>
       </w:r>
     </w:p>
     <w:p/>
@@ -1346,7 +1450,15 @@
         </w:numPr>
       </w:pPr>
       <w:r>
-        <w:t>the rest of the list (cdr)</w:t>
+        <w:t>the rest of the list (</w:t>
+      </w:r>
+      <w:proofErr w:type="spellStart"/>
+      <w:r>
+        <w:t>cdr</w:t>
+      </w:r>
+      <w:proofErr w:type="spellEnd"/>
+      <w:r>
+        <w:t>)</w:t>
       </w:r>
     </w:p>
     <w:p>
@@ -1382,7 +1494,15 @@
         </w:numPr>
       </w:pPr>
       <w:r>
-        <w:t>the rest of the list (cdr)</w:t>
+        <w:t>the rest of the list (</w:t>
+      </w:r>
+      <w:proofErr w:type="spellStart"/>
+      <w:r>
+        <w:t>cdr</w:t>
+      </w:r>
+      <w:proofErr w:type="spellEnd"/>
+      <w:r>
+        <w:t>)</w:t>
       </w:r>
     </w:p>
     <w:p>
@@ -1432,7 +1552,15 @@
     </w:p>
     <w:p>
       <w:r>
-        <w:t>In case 3 both functions will continue on the rest of list (cdr), but will eventually both stop on case 1 or 2 (</w:t>
+        <w:t>In case 3 both functions will continue on the rest of list (</w:t>
+      </w:r>
+      <w:proofErr w:type="spellStart"/>
+      <w:r>
+        <w:t>cdr</w:t>
+      </w:r>
+      <w:proofErr w:type="spellEnd"/>
+      <w:r>
+        <w:t>), but will eventually both stop on case 1 or 2 (</w:t>
       </w:r>
       <w:r>
         <w:t>assuming the list is of finite length</w:t>
@@ -1649,13 +1777,45 @@
         <w:t>Start: [</w:t>
       </w:r>
       <w:r>
-        <w:t>g(l,M,g,G,U,g,v(M))</w:t>
+        <w:t>g(</w:t>
+      </w:r>
+      <w:proofErr w:type="spellStart"/>
+      <w:r>
+        <w:t>l,M,g,G,U,g,v</w:t>
+      </w:r>
+      <w:proofErr w:type="spellEnd"/>
+      <w:r>
+        <w:t>(M))</w:t>
       </w:r>
       <w:r>
         <w:t xml:space="preserve"> = </w:t>
       </w:r>
       <w:r>
-        <w:t>g(l,v(U),g,v(M),v(G),g,v(M))</w:t>
+        <w:t>g(</w:t>
+      </w:r>
+      <w:proofErr w:type="spellStart"/>
+      <w:r>
+        <w:t>l,v</w:t>
+      </w:r>
+      <w:proofErr w:type="spellEnd"/>
+      <w:r>
+        <w:t>(U),</w:t>
+      </w:r>
+      <w:proofErr w:type="spellStart"/>
+      <w:r>
+        <w:t>g,v</w:t>
+      </w:r>
+      <w:proofErr w:type="spellEnd"/>
+      <w:r>
+        <w:t>(M),v(G),</w:t>
+      </w:r>
+      <w:proofErr w:type="spellStart"/>
+      <w:r>
+        <w:t>g,v</w:t>
+      </w:r>
+      <w:proofErr w:type="spellEnd"/>
+      <w:r>
+        <w:t>(M))</w:t>
       </w:r>
       <w:r>
         <w:t>], {}</w:t>
@@ -1806,7 +1966,13 @@
         </w:numPr>
       </w:pPr>
       <w:r>
-        <w:t>ERROR, this causes failure since G is defined by a “function” with G inside of it.</w:t>
+        <w:rPr>
+          <w:color w:val="EE0000"/>
+        </w:rPr>
+        <w:t>ERROR</w:t>
+      </w:r>
+      <w:r>
+        <w:t>, this causes failure since G is defined by a “function” with G inside of it.</w:t>
       </w:r>
     </w:p>
     <w:p>
@@ -1856,7 +2022,16 @@
         <w:t xml:space="preserve"> but</w:t>
       </w:r>
       <w:r>
-        <w:t xml:space="preserve"> m and n are different predicts, so this fails.</w:t>
+        <w:t xml:space="preserve"> m and n are different predicts, so this </w:t>
+      </w:r>
+      <w:r>
+        <w:rPr>
+          <w:color w:val="EE0000"/>
+        </w:rPr>
+        <w:t>fails</w:t>
+      </w:r>
+      <w:r>
+        <w:t>.</w:t>
       </w:r>
     </w:p>
     <w:p>
@@ -1965,25 +2140,7 @@
         </w:numPr>
       </w:pPr>
       <w:r>
-        <w:t xml:space="preserve">[ v = </w:t>
-      </w:r>
-      <w:r>
-        <w:t>[v | V]</w:t>
-      </w:r>
-      <w:r>
-        <w:t xml:space="preserve">, </w:t>
-      </w:r>
-      <w:r>
-        <w:t>[V | VV]</w:t>
-      </w:r>
-      <w:r>
-        <w:t xml:space="preserve"> = </w:t>
-      </w:r>
-      <w:r>
-        <w:t>VV</w:t>
-      </w:r>
-      <w:r>
-        <w:t>], {}</w:t>
+        <w:t>[ v = [v | V], [V | VV] = VV], {}</w:t>
       </w:r>
     </w:p>
     <w:p>
@@ -1995,7 +2152,22 @@
         </w:numPr>
       </w:pPr>
       <w:r>
-        <w:t>ERROR, we get that VV are is defined by itself in the list, which is not allowed. So this results in failure.</w:t>
+        <w:rPr>
+          <w:color w:val="EE0000"/>
+        </w:rPr>
+        <w:t>ERROR</w:t>
+      </w:r>
+      <w:r>
+        <w:t xml:space="preserve">, we get that VV are is defined by itself in the list, which is not allowed. So this results in </w:t>
+      </w:r>
+      <w:r>
+        <w:rPr>
+          <w:color w:val="EE0000"/>
+        </w:rPr>
+        <w:t>failure</w:t>
+      </w:r>
+      <w:r>
+        <w:t>.</w:t>
       </w:r>
     </w:p>
     <w:p>
@@ -2051,7 +2223,139 @@
         </w:numPr>
       </w:pPr>
       <w:r>
-        <w:t>ERROR, T is defined by list of T, which is not allowed, so this results in failure.</w:t>
+        <w:rPr>
+          <w:color w:val="EE0000"/>
+        </w:rPr>
+        <w:t>ERROR</w:t>
+      </w:r>
+      <w:r>
+        <w:t xml:space="preserve">, T is defined by list of T, which is not allowed, so this results in </w:t>
+      </w:r>
+      <w:r>
+        <w:rPr>
+          <w:color w:val="EE0000"/>
+        </w:rPr>
+        <w:t>failure</w:t>
+      </w:r>
+      <w:r>
+        <w:t>.</w:t>
+      </w:r>
+    </w:p>
+    <w:p>
+      <w:pPr>
+        <w:rPr>
+          <w:rtl/>
+        </w:rPr>
+      </w:pPr>
+    </w:p>
+    <w:p>
+      <w:pPr>
+        <w:pStyle w:val="Heading2"/>
+      </w:pPr>
+    </w:p>
+    <w:p>
+      <w:pPr>
+        <w:pStyle w:val="Heading2"/>
+      </w:pPr>
+    </w:p>
+    <w:p>
+      <w:pPr>
+        <w:pStyle w:val="Heading2"/>
+      </w:pPr>
+    </w:p>
+    <w:p>
+      <w:pPr>
+        <w:pStyle w:val="Heading2"/>
+      </w:pPr>
+    </w:p>
+    <w:p/>
+    <w:p/>
+    <w:p>
+      <w:pPr>
+        <w:pStyle w:val="Heading2"/>
+      </w:pPr>
+      <w:r>
+        <w:lastRenderedPageBreak/>
+        <w:t>Question 3.3.</w:t>
+      </w:r>
+      <w:r>
+        <w:t>b</w:t>
+      </w:r>
+    </w:p>
+    <w:p>
+      <w:r>
+        <w:t>We found at least one successful computation path (we actually found infinite amount), therefore it is</w:t>
+      </w:r>
+      <w:r>
+        <w:t xml:space="preserve"> a </w:t>
+      </w:r>
+      <w:r>
+        <w:rPr>
+          <w:color w:val="3A7C22" w:themeColor="accent6" w:themeShade="BF"/>
+        </w:rPr>
+        <w:t xml:space="preserve">success </w:t>
+      </w:r>
+      <w:r>
+        <w:t>proof tree.</w:t>
+      </w:r>
+    </w:p>
+    <w:p>
+      <w:r>
+        <w:t xml:space="preserve">We found both infinite success paths and infinite failure paths, meaning it is an </w:t>
+      </w:r>
+      <w:r>
+        <w:rPr>
+          <w:color w:val="0E2841" w:themeColor="text2"/>
+        </w:rPr>
+        <w:t xml:space="preserve">infinite </w:t>
+      </w:r>
+      <w:r>
+        <w:t>proof tree.</w:t>
+      </w:r>
+    </w:p>
+    <w:p>
+      <w:pPr>
+        <w:pStyle w:val="Heading2"/>
+      </w:pPr>
+      <w:r>
+        <w:t>Question 3.3.c</w:t>
+      </w:r>
+    </w:p>
+    <w:p>
+      <w:r>
+        <w:t xml:space="preserve">As we showed in the tree, there exists a successful path, meaning there are legal substitutions that satisfy the rules. So </w:t>
+      </w:r>
+      <w:r>
+        <w:rPr>
+          <w:color w:val="196B24" w:themeColor="accent3"/>
+        </w:rPr>
+        <w:t>yes</w:t>
+      </w:r>
+      <w:r>
+        <w:t>, the query is provable from the given program.</w:t>
+      </w:r>
+    </w:p>
+    <w:p/>
+    <w:p>
+      <w:pPr>
+        <w:pStyle w:val="Heading2"/>
+      </w:pPr>
+      <w:r>
+        <w:t>Question 3.3.d</w:t>
+      </w:r>
+    </w:p>
+    <w:p>
+      <w:r>
+        <w:t xml:space="preserve">When you add cons to the language you add the ability to construct inductively nested data structures, meaning the data structures are allowed to have unbounded size, which makes the language </w:t>
+      </w:r>
+      <w:r>
+        <w:rPr>
+          <w:color w:val="EE0000"/>
+        </w:rPr>
+        <w:t>undecidable</w:t>
+      </w:r>
+      <w:r>
+        <w:t>.</w:t>
       </w:r>
     </w:p>
     <w:sectPr>
